--- a/docs/weekly/week-02-commerce-core.docx
+++ b/docs/weekly/week-02-commerce-core.docx
@@ -230,6 +230,99 @@
           <w:bCs w:val="false"/>
         </w:rPr>
         <w:t xml:space="preserve">The trickiest part of the week was the post-Stripe flow. Clearing the cart on the success page is too late — the layout server load that renders the cart badge has already run by then. The fix was an intermediate /checkout/reconcile endpoint that marks the order paid, clears the cart, then 303-redirects to the success page. Worth documenting because the symptom (stale cart badge after a clean payment) was non-obvious.</w:t>
+      </w:r>
+    </w:p>
+    <w:p>
+      <w:pPr>
+        <w:pStyle w:val="Heading2"/>
+        <w:spacing w:after="120" w:before="240"/>
+      </w:pPr>
+      <w:r>
+        <w:rPr>
+          <w:b/>
+          <w:bCs/>
+        </w:rPr>
+        <w:t xml:space="preserve">Learning outcomes</w:t>
+      </w:r>
+    </w:p>
+    <w:p>
+      <w:pPr>
+        <w:pStyle w:val="ListParagraph"/>
+        <w:numPr>
+          <w:ilvl w:val="0"/>
+          <w:numId w:val="2"/>
+        </w:numPr>
+        <w:spacing w:after="80"/>
+      </w:pPr>
+      <w:r>
+        <w:rPr>
+          <w:b/>
+          <w:bCs/>
+        </w:rPr>
+        <w:t xml:space="preserve">Engineering Approach</w:t>
+      </w:r>
+      <w:r>
+        <w:t xml:space="preserve"> — Feedback loops via BDD caught the cart-badge-stale-after-checkout bug because the scenario asserted on layout state, not just payment success. System thinking led to /checkout/reconcile as a deliberate hop between Stripe and the success page — recognising that the layout query runs before the success page load and therefore needs the data ready earlier.</w:t>
+      </w:r>
+    </w:p>
+    <w:p>
+      <w:pPr>
+        <w:pStyle w:val="ListParagraph"/>
+        <w:numPr>
+          <w:ilvl w:val="0"/>
+          <w:numId w:val="2"/>
+        </w:numPr>
+        <w:spacing w:after="80"/>
+      </w:pPr>
+      <w:r>
+        <w:rPr>
+          <w:b/>
+          <w:bCs/>
+        </w:rPr>
+        <w:t xml:space="preserve">Software Quality</w:t>
+      </w:r>
+      <w:r>
+        <w:t xml:space="preserve"> — 16 layer-1 BDD scenarios (target was at least 12). Aspect ratings on reviews push the model beyond "did it persist" into "did the right facet get rated". Semantic search via pgvector is a deliberate trade between functional suitability and performance efficiency (ISO 25010) — slower than tsvector but more useful for natural-language queries.</w:t>
+      </w:r>
+    </w:p>
+    <w:p>
+      <w:pPr>
+        <w:pStyle w:val="ListParagraph"/>
+        <w:numPr>
+          <w:ilvl w:val="0"/>
+          <w:numId w:val="2"/>
+        </w:numPr>
+        <w:spacing w:after="80"/>
+      </w:pPr>
+      <w:r>
+        <w:rPr>
+          <w:b/>
+          <w:bCs/>
+        </w:rPr>
+        <w:t xml:space="preserve">Software Maintenance</w:t>
+      </w:r>
+      <w:r>
+        <w:t xml:space="preserve"> — Stripe webhook with signature verification and order-status idempotency — production-shaped change management. Schema changes kept as separate migration files under supabase/migrations/ so the database history is auditable.</w:t>
+      </w:r>
+    </w:p>
+    <w:p>
+      <w:pPr>
+        <w:pStyle w:val="ListParagraph"/>
+        <w:numPr>
+          <w:ilvl w:val="0"/>
+          <w:numId w:val="2"/>
+        </w:numPr>
+        <w:spacing w:after="80"/>
+      </w:pPr>
+      <w:r>
+        <w:rPr>
+          <w:b/>
+          <w:bCs/>
+        </w:rPr>
+        <w:t xml:space="preserve">Professional Standard</w:t>
+      </w:r>
+      <w:r>
+        <w:t xml:space="preserve"> — Mid-week rebrand from TechnoMarket 2.0 to Joule documented transparently in the retro rather than papered over. Scope changes are surfaced so the stakeholder (the assessor) can see the decision being made.</w:t>
       </w:r>
     </w:p>
     <w:sectPr>

--- a/docs/weekly/week-02-commerce-core.docx
+++ b/docs/weekly/week-02-commerce-core.docx
@@ -1,43 +1,35 @@
 
 <file path=word/document.xml><?xml version="1.0" encoding="utf-8"?>
-<w:document xmlns:wpc="http://schemas.microsoft.com/office/word/2010/wordprocessingCanvas" xmlns:mc="http://schemas.openxmlformats.org/markup-compatibility/2006" xmlns:o="urn:schemas-microsoft-com:office:office" xmlns:r="http://schemas.openxmlformats.org/officeDocument/2006/relationships" xmlns:m="http://schemas.openxmlformats.org/officeDocument/2006/math" xmlns:v="urn:schemas-microsoft-com:vml" xmlns:wp14="http://schemas.microsoft.com/office/word/2010/wordprocessingDrawing" xmlns:wp="http://schemas.openxmlformats.org/drawingml/2006/wordprocessingDrawing" xmlns:w10="urn:schemas-microsoft-com:office:word" xmlns:w="http://schemas.openxmlformats.org/wordprocessingml/2006/main" xmlns:w14="http://schemas.microsoft.com/office/word/2010/wordml" xmlns:w15="http://schemas.microsoft.com/office/word/2012/wordml" xmlns:wpg="http://schemas.microsoft.com/office/word/2010/wordprocessingGroup" xmlns:wpi="http://schemas.microsoft.com/office/word/2010/wordprocessingInk" xmlns:wne="http://schemas.microsoft.com/office/word/2006/wordml" xmlns:wps="http://schemas.microsoft.com/office/word/2010/wordprocessingShape" xmlns:cx="http://schemas.microsoft.com/office/drawing/2014/chartex" xmlns:cx1="http://schemas.microsoft.com/office/drawing/2015/9/8/chartex" xmlns:cx2="http://schemas.microsoft.com/office/drawing/2015/10/21/chartex" xmlns:cx3="http://schemas.microsoft.com/office/drawing/2016/5/9/chartex" xmlns:cx4="http://schemas.microsoft.com/office/drawing/2016/5/10/chartex" xmlns:cx5="http://schemas.microsoft.com/office/drawing/2016/5/11/chartex" xmlns:cx6="http://schemas.microsoft.com/office/drawing/2016/5/12/chartex" xmlns:cx7="http://schemas.microsoft.com/office/drawing/2016/5/13/chartex" xmlns:cx8="http://schemas.microsoft.com/office/drawing/2016/5/14/chartex" xmlns:aink="http://schemas.microsoft.com/office/drawing/2016/ink" xmlns:am3d="http://schemas.microsoft.com/office/drawing/2017/model3d" xmlns:w16cex="http://schemas.microsoft.com/office/word/2018/wordml/cex" xmlns:w16cid="http://schemas.microsoft.com/office/word/2016/wordml/cid" xmlns:w16="http://schemas.microsoft.com/office/word/2018/wordml" xmlns:w16sdtdh="http://schemas.microsoft.com/office/word/2020/wordml/sdtdatahash" xmlns:w16se="http://schemas.microsoft.com/office/word/2015/wordml/symex" mc:Ignorable="w14 w15 wp14">
+<w:document xmlns:wpc="http://schemas.microsoft.com/office/word/2010/wordprocessingCanvas" xmlns:cx="http://schemas.microsoft.com/office/drawing/2014/chartex" xmlns:cx1="http://schemas.microsoft.com/office/drawing/2015/9/8/chartex" xmlns:cx2="http://schemas.microsoft.com/office/drawing/2015/10/21/chartex" xmlns:cx3="http://schemas.microsoft.com/office/drawing/2016/5/9/chartex" xmlns:cx4="http://schemas.microsoft.com/office/drawing/2016/5/10/chartex" xmlns:cx5="http://schemas.microsoft.com/office/drawing/2016/5/11/chartex" xmlns:cx6="http://schemas.microsoft.com/office/drawing/2016/5/12/chartex" xmlns:cx7="http://schemas.microsoft.com/office/drawing/2016/5/13/chartex" xmlns:cx8="http://schemas.microsoft.com/office/drawing/2016/5/14/chartex" xmlns:mc="http://schemas.openxmlformats.org/markup-compatibility/2006" xmlns:aink="http://schemas.microsoft.com/office/drawing/2016/ink" xmlns:am3d="http://schemas.microsoft.com/office/drawing/2017/model3d" xmlns:o="urn:schemas-microsoft-com:office:office" xmlns:oel="http://schemas.microsoft.com/office/2019/extlst" xmlns:r="http://schemas.openxmlformats.org/officeDocument/2006/relationships" xmlns:m="http://schemas.openxmlformats.org/officeDocument/2006/math" xmlns:v="urn:schemas-microsoft-com:vml" xmlns:wp14="http://schemas.microsoft.com/office/word/2010/wordprocessingDrawing" xmlns:wp="http://schemas.openxmlformats.org/drawingml/2006/wordprocessingDrawing" xmlns:w10="urn:schemas-microsoft-com:office:word" xmlns:w="http://schemas.openxmlformats.org/wordprocessingml/2006/main" xmlns:w14="http://schemas.microsoft.com/office/word/2010/wordml" xmlns:w15="http://schemas.microsoft.com/office/word/2012/wordml" xmlns:w16cex="http://schemas.microsoft.com/office/word/2018/wordml/cex" xmlns:w16cid="http://schemas.microsoft.com/office/word/2016/wordml/cid" xmlns:w16="http://schemas.microsoft.com/office/word/2018/wordml" xmlns:w16du="http://schemas.microsoft.com/office/word/2023/wordml/word16du" xmlns:w16sdtdh="http://schemas.microsoft.com/office/word/2020/wordml/sdtdatahash" xmlns:w16sdtfl="http://schemas.microsoft.com/office/word/2024/wordml/sdtformatlock" xmlns:w16se="http://schemas.microsoft.com/office/word/2015/wordml/symex" xmlns:wpg="http://schemas.microsoft.com/office/word/2010/wordprocessingGroup" xmlns:wpi="http://schemas.microsoft.com/office/word/2010/wordprocessingInk" xmlns:wne="http://schemas.microsoft.com/office/word/2006/wordml" xmlns:wps="http://schemas.microsoft.com/office/word/2010/wordprocessingShape" mc:Ignorable="w14 w15 w16se w16cid w16 w16cex w16sdtdh w16sdtfl w16du wp14">
   <w:body>
     <w:p>
       <w:pPr>
         <w:pStyle w:val="Heading1"/>
-        <w:spacing w:after="120" w:before="240"/>
+        <w:spacing w:after="120"/>
+      </w:pPr>
+      <w:r>
+        <w:t>Week 02 — commerce core</w:t>
+      </w:r>
+    </w:p>
+    <w:p>
+      <w:pPr>
+        <w:spacing w:after="120"/>
       </w:pPr>
       <w:r>
         <w:rPr>
           <w:b/>
           <w:bCs/>
         </w:rPr>
-        <w:t xml:space="preserve">Week 02 — commerce core</w:t>
-      </w:r>
-    </w:p>
-    <w:p>
-      <w:pPr>
-        <w:spacing w:after="120"/>
-      </w:pPr>
-      <w:r>
-        <w:rPr>
-          <w:b/>
-          <w:bCs/>
-        </w:rPr>
-        <w:t xml:space="preserve">Branch: week-02-commerce-core</w:t>
+        <w:t>Branch: week-02-commerce-core</w:t>
       </w:r>
     </w:p>
     <w:p>
       <w:pPr>
         <w:pStyle w:val="Heading2"/>
-        <w:spacing w:after="120" w:before="240"/>
-      </w:pPr>
-      <w:r>
-        <w:rPr>
-          <w:b/>
-          <w:bCs/>
-        </w:rPr>
-        <w:t xml:space="preserve">Shipped</w:t>
+        <w:spacing w:before="240"/>
+      </w:pPr>
+      <w:r>
+        <w:t>Shipped</w:t>
       </w:r>
     </w:p>
     <w:p>
@@ -50,7 +42,7 @@
         <w:spacing w:after="80"/>
       </w:pPr>
       <w:r>
-        <w:t xml:space="preserve">Auth-gated cart with add, update quantity, and remove actions.</w:t>
+        <w:t>Auth-gated cart with add, update quantity, and remove actions.</w:t>
       </w:r>
     </w:p>
     <w:p>
@@ -63,7 +55,7 @@
         <w:spacing w:after="80"/>
       </w:pPr>
       <w:r>
-        <w:t xml:space="preserve">Wishlist toggle on every product page and a list view on /account.</w:t>
+        <w:t>Wishlist toggle on every product page and a list view on /account.</w:t>
       </w:r>
     </w:p>
     <w:p>
@@ -76,7 +68,15 @@
         <w:spacing w:after="80"/>
       </w:pPr>
       <w:r>
-        <w:t xml:space="preserve">Stripe Checkout Sessions in test mode. Reconciliation route runs before the success page so the cart clears in time; a /checkout/resume route lets users pick up unfinished orders.</w:t>
+        <w:t xml:space="preserve">Stripe Checkout Sessions in test mode. Reconciliation route runs before the success </w:t>
+      </w:r>
+      <w:proofErr w:type="gramStart"/>
+      <w:r>
+        <w:t>page</w:t>
+      </w:r>
+      <w:proofErr w:type="gramEnd"/>
+      <w:r>
+        <w:t xml:space="preserve"> so the cart clears in time; a /checkout/resume route lets users pick up unfinished orders.</w:t>
       </w:r>
     </w:p>
     <w:p>
@@ -89,7 +89,7 @@
         <w:spacing w:after="80"/>
       </w:pPr>
       <w:r>
-        <w:t xml:space="preserve">Product pages with image galleries: arrow controls, keyboard navigation, an image counter.</w:t>
+        <w:t>Product pages with image galleries: arrow controls, keyboard navigation, an image counter.</w:t>
       </w:r>
     </w:p>
     <w:p>
@@ -102,7 +102,15 @@
         <w:spacing w:after="80"/>
       </w:pPr>
       <w:r>
-        <w:t xml:space="preserve">Reviews with aspect ratings (overall, value, build, performance), paginated 5 per page with URL state, and a write form that redirects to ?review=posted on submit.</w:t>
+        <w:t xml:space="preserve">Reviews with aspect ratings (overall, value, build, performance), paginated 5 per page with URL state, and a write form that redirects </w:t>
+      </w:r>
+      <w:proofErr w:type="gramStart"/>
+      <w:r>
+        <w:t>to ?review</w:t>
+      </w:r>
+      <w:proofErr w:type="gramEnd"/>
+      <w:r>
+        <w:t>=posted on submit.</w:t>
       </w:r>
     </w:p>
     <w:p>
@@ -115,7 +123,39 @@
         <w:spacing w:after="80"/>
       </w:pPr>
       <w:r>
-        <w:t xml:space="preserve">Semantic search via pgvector: match_products RPC and an embed script. /search falls back to tsvector when no OPENAI_API_KEY is configured.</w:t>
+        <w:t xml:space="preserve">Semantic search via </w:t>
+      </w:r>
+      <w:proofErr w:type="spellStart"/>
+      <w:r>
+        <w:t>pgvector</w:t>
+      </w:r>
+      <w:proofErr w:type="spellEnd"/>
+      <w:r>
+        <w:t xml:space="preserve">: </w:t>
+      </w:r>
+      <w:proofErr w:type="spellStart"/>
+      <w:r>
+        <w:t>match_products</w:t>
+      </w:r>
+      <w:proofErr w:type="spellEnd"/>
+      <w:r>
+        <w:t xml:space="preserve"> RPC and an embed script. /</w:t>
+      </w:r>
+      <w:proofErr w:type="gramStart"/>
+      <w:r>
+        <w:t>search</w:t>
+      </w:r>
+      <w:proofErr w:type="gramEnd"/>
+      <w:r>
+        <w:t xml:space="preserve"> falls back to </w:t>
+      </w:r>
+      <w:proofErr w:type="spellStart"/>
+      <w:r>
+        <w:t>tsvector</w:t>
+      </w:r>
+      <w:proofErr w:type="spellEnd"/>
+      <w:r>
+        <w:t xml:space="preserve"> when no OPENAI_API_KEY is configured.</w:t>
       </w:r>
     </w:p>
     <w:p>
@@ -128,7 +168,7 @@
         <w:spacing w:after="80"/>
       </w:pPr>
       <w:r>
-        <w:t xml:space="preserve">Order history on /account with status pills and Resume payment buttons for pending orders.</w:t>
+        <w:t>Order history on /account with status pills and Resume payment buttons for pending orders.</w:t>
       </w:r>
     </w:p>
     <w:p>
@@ -141,7 +181,15 @@
         <w:spacing w:after="80"/>
       </w:pPr>
       <w:r>
-        <w:t xml:space="preserve">Reset filters control in the catalog sidebar.</w:t>
+        <w:t xml:space="preserve">Reset filters control in the </w:t>
+      </w:r>
+      <w:proofErr w:type="spellStart"/>
+      <w:r>
+        <w:t>catalog</w:t>
+      </w:r>
+      <w:proofErr w:type="spellEnd"/>
+      <w:r>
+        <w:t xml:space="preserve"> sidebar.</w:t>
       </w:r>
     </w:p>
     <w:p>
@@ -154,20 +202,16 @@
         <w:spacing w:after="80"/>
       </w:pPr>
       <w:r>
-        <w:t xml:space="preserve">L1 BDD scenario count: 16. Target was at least 12.</w:t>
+        <w:t>L1 BDD scenario count: 16. Target was at least 12.</w:t>
       </w:r>
     </w:p>
     <w:p>
       <w:pPr>
         <w:pStyle w:val="Heading2"/>
-        <w:spacing w:after="120" w:before="240"/>
-      </w:pPr>
-      <w:r>
-        <w:rPr>
-          <w:b/>
-          <w:bCs/>
-        </w:rPr>
-        <w:t xml:space="preserve">Slipped</w:t>
+        <w:spacing w:before="240"/>
+      </w:pPr>
+      <w:r>
+        <w:t>Slipped</w:t>
       </w:r>
     </w:p>
     <w:p>
@@ -175,24 +219,16 @@
         <w:spacing w:after="120"/>
       </w:pPr>
       <w:r>
-        <w:rPr>
-          <w:b w:val="false"/>
-          <w:bCs w:val="false"/>
-        </w:rPr>
-        <w:t xml:space="preserve">Nothing material.</w:t>
+        <w:t>Nothing material.</w:t>
       </w:r>
     </w:p>
     <w:p>
       <w:pPr>
         <w:pStyle w:val="Heading2"/>
-        <w:spacing w:after="120" w:before="240"/>
-      </w:pPr>
-      <w:r>
-        <w:rPr>
-          <w:b/>
-          <w:bCs/>
-        </w:rPr>
-        <w:t xml:space="preserve">Rescoped</w:t>
+        <w:spacing w:before="240"/>
+      </w:pPr>
+      <w:r>
+        <w:t>Rescoped</w:t>
       </w:r>
     </w:p>
     <w:p>
@@ -200,24 +236,32 @@
         <w:spacing w:after="120"/>
       </w:pPr>
       <w:r>
-        <w:rPr>
-          <w:b w:val="false"/>
-          <w:bCs w:val="false"/>
-        </w:rPr>
-        <w:t xml:space="preserve">Rebranded the project from "TechnoMarket 2.0" to "Joule" mid-week. This was not in the plan but it unblocked the portfolio narrative — the previous name positioned the project as a sequel rather than a standalone shop, which was the wrong story. Touched copy across the home page, header, footer, about, and meta description in a single commit.</w:t>
+        <w:t>Rebranded the project from "</w:t>
+      </w:r>
+      <w:proofErr w:type="spellStart"/>
+      <w:r>
+        <w:t>TechnoMarket</w:t>
+      </w:r>
+      <w:proofErr w:type="spellEnd"/>
+      <w:r>
+        <w:t xml:space="preserve"> 2.0" to "Joule" mid-week. This was not in the </w:t>
+      </w:r>
+      <w:proofErr w:type="gramStart"/>
+      <w:r>
+        <w:t>plan</w:t>
+      </w:r>
+      <w:proofErr w:type="gramEnd"/>
+      <w:r>
+        <w:t xml:space="preserve"> but it unblocked the portfolio narrative — the previous name positioned the project as a sequel rather than a standalone shop, which was the wrong story. Touched copy across the home page, header, footer, about, and meta description in a single commit.</w:t>
       </w:r>
     </w:p>
     <w:p>
       <w:pPr>
         <w:pStyle w:val="Heading2"/>
-        <w:spacing w:after="120" w:before="240"/>
-      </w:pPr>
-      <w:r>
-        <w:rPr>
-          <w:b/>
-          <w:bCs/>
-        </w:rPr>
-        <w:t xml:space="preserve">Reflection</w:t>
+        <w:spacing w:before="240"/>
+      </w:pPr>
+      <w:r>
+        <w:t>Reflection</w:t>
       </w:r>
     </w:p>
     <w:p>
@@ -225,24 +269,16 @@
         <w:spacing w:after="120"/>
       </w:pPr>
       <w:r>
-        <w:rPr>
-          <w:b w:val="false"/>
-          <w:bCs w:val="false"/>
-        </w:rPr>
-        <w:t xml:space="preserve">The trickiest part of the week was the post-Stripe flow. Clearing the cart on the success page is too late — the layout server load that renders the cart badge has already run by then. The fix was an intermediate /checkout/reconcile endpoint that marks the order paid, clears the cart, then 303-redirects to the success page. Worth documenting because the symptom (stale cart badge after a clean payment) was non-obvious.</w:t>
+        <w:t>The trickiest part of the week was the post-Stripe flow. Clearing the cart on the success page is too late — the layout server load that renders the cart badge has already run by then. The fix was an intermediate /checkout/reconcile endpoint that marks the order paid, clears the cart, then 303-redirects to the success page. Worth documenting because the symptom (stale cart badge after a clean payment) was non-obvious.</w:t>
       </w:r>
     </w:p>
     <w:p>
       <w:pPr>
         <w:pStyle w:val="Heading2"/>
-        <w:spacing w:after="120" w:before="240"/>
-      </w:pPr>
-      <w:r>
-        <w:rPr>
-          <w:b/>
-          <w:bCs/>
-        </w:rPr>
-        <w:t xml:space="preserve">Learning outcomes</w:t>
+        <w:spacing w:before="240"/>
+      </w:pPr>
+      <w:r>
+        <w:t>Learning outcomes</w:t>
       </w:r>
     </w:p>
     <w:p>
@@ -259,7 +295,7 @@
           <w:b/>
           <w:bCs/>
         </w:rPr>
-        <w:t xml:space="preserve">Engineering Approach</w:t>
+        <w:t>Engineering Approach</w:t>
       </w:r>
       <w:r>
         <w:t xml:space="preserve"> — Feedback loops via BDD caught the cart-badge-stale-after-checkout bug because the scenario asserted on layout state, not just payment success. System thinking led to /checkout/reconcile as a deliberate hop between Stripe and the success page — recognising that the layout query runs before the success page load and therefore needs the data ready earlier.</w:t>
@@ -279,10 +315,27 @@
           <w:b/>
           <w:bCs/>
         </w:rPr>
-        <w:t xml:space="preserve">Software Quality</w:t>
-      </w:r>
-      <w:r>
-        <w:t xml:space="preserve"> — 16 layer-1 BDD scenarios (target was at least 12). Aspect ratings on reviews push the model beyond "did it persist" into "did the right facet get rated". Semantic search via pgvector is a deliberate trade between functional suitability and performance efficiency (ISO 25010) — slower than tsvector but more useful for natural-language queries.</w:t>
+        <w:lastRenderedPageBreak/>
+        <w:t>Software Quality</w:t>
+      </w:r>
+      <w:r>
+        <w:t xml:space="preserve"> — 16 layer-1 BDD scenarios (target was at least 12). Aspect ratings on reviews push the model beyond "did it persist" into "did the right facet get rated". Semantic search via </w:t>
+      </w:r>
+      <w:proofErr w:type="spellStart"/>
+      <w:r>
+        <w:t>pgvector</w:t>
+      </w:r>
+      <w:proofErr w:type="spellEnd"/>
+      <w:r>
+        <w:t xml:space="preserve"> is a deliberate trade between functional suitability and performance efficiency (ISO 25010) — slower than </w:t>
+      </w:r>
+      <w:proofErr w:type="spellStart"/>
+      <w:r>
+        <w:t>tsvector</w:t>
+      </w:r>
+      <w:proofErr w:type="spellEnd"/>
+      <w:r>
+        <w:t xml:space="preserve"> but more useful for natural-language queries.</w:t>
       </w:r>
     </w:p>
     <w:p>
@@ -299,125 +352,99 @@
           <w:b/>
           <w:bCs/>
         </w:rPr>
-        <w:t xml:space="preserve">Software Maintenance</w:t>
-      </w:r>
-      <w:r>
-        <w:t xml:space="preserve"> — Stripe webhook with signature verification and order-status idempotency — production-shaped change management. Schema changes kept as separate migration files under supabase/migrations/ so the database history is auditable.</w:t>
-      </w:r>
-    </w:p>
-    <w:p>
-      <w:pPr>
-        <w:pStyle w:val="ListParagraph"/>
-        <w:numPr>
-          <w:ilvl w:val="0"/>
-          <w:numId w:val="2"/>
-        </w:numPr>
-        <w:spacing w:after="80"/>
-      </w:pPr>
-      <w:r>
-        <w:rPr>
-          <w:b/>
-          <w:bCs/>
-        </w:rPr>
-        <w:t xml:space="preserve">Professional Standard</w:t>
-      </w:r>
-      <w:r>
-        <w:t xml:space="preserve"> — Mid-week rebrand from TechnoMarket 2.0 to Joule documented transparently in the retro rather than papered over. Scope changes are surfaced so the stakeholder (the assessor) can see the decision being made.</w:t>
+        <w:t>Software Maintenance</w:t>
+      </w:r>
+      <w:r>
+        <w:t xml:space="preserve"> — Stripe webhook with signature verification and order-status idempotency — production-shaped change management. Schema changes kept as separate migration files under </w:t>
+      </w:r>
+      <w:proofErr w:type="spellStart"/>
+      <w:r>
+        <w:t>supabase</w:t>
+      </w:r>
+      <w:proofErr w:type="spellEnd"/>
+      <w:r>
+        <w:t>/migrations</w:t>
+      </w:r>
+      <w:proofErr w:type="gramStart"/>
+      <w:r>
+        <w:t>/</w:t>
+      </w:r>
+      <w:proofErr w:type="gramEnd"/>
+      <w:r>
+        <w:t xml:space="preserve"> so the database history is auditable.</w:t>
       </w:r>
     </w:p>
     <w:sectPr>
-      <w:pgSz w:w="12240" w:h="15840" w:orient="portrait"/>
+      <w:pgSz w:w="12240" w:h="15840"/>
       <w:pgMar w:top="1440" w:right="1440" w:bottom="1440" w:left="1440" w:header="708" w:footer="708" w:gutter="0"/>
-      <w:pgNumType/>
+      <w:cols w:space="720"/>
       <w:docGrid w:linePitch="360"/>
     </w:sectPr>
   </w:body>
 </w:document>
 </file>
 
-<file path=word/comments.xml><?xml version="1.0" encoding="utf-8"?>
-<w:comments xmlns:cx="http://schemas.microsoft.com/office/drawing/2014/chartex" xmlns:cx1="http://schemas.microsoft.com/office/drawing/2015/9/8/chartex" xmlns:cx2="http://schemas.microsoft.com/office/drawing/2015/10/21/chartex" xmlns:cx3="http://schemas.microsoft.com/office/drawing/2016/5/9/chartex" xmlns:cx4="http://schemas.microsoft.com/office/drawing/2016/5/10/chartex" xmlns:cx5="http://schemas.microsoft.com/office/drawing/2016/5/11/chartex" xmlns:cx6="http://schemas.microsoft.com/office/drawing/2016/5/12/chartex" xmlns:cx7="http://schemas.microsoft.com/office/drawing/2016/5/13/chartex" xmlns:cx8="http://schemas.microsoft.com/office/drawing/2016/5/14/chartex" xmlns:mc="http://schemas.openxmlformats.org/markup-compatibility/2006" xmlns:aink="http://schemas.microsoft.com/office/drawing/2016/ink" xmlns:am3d="http://schemas.microsoft.com/office/drawing/2017/model3d" xmlns:o="urn:schemas-microsoft-com:office:office" xmlns:r="http://schemas.openxmlformats.org/officeDocument/2006/relationships" xmlns:m="http://schemas.openxmlformats.org/officeDocument/2006/math" xmlns:v="urn:schemas-microsoft-com:vml" xmlns:wp14="http://schemas.microsoft.com/office/word/2010/wordprocessingDrawing" xmlns:wp="http://schemas.openxmlformats.org/drawingml/2006/wordprocessingDrawing" xmlns:w10="urn:schemas-microsoft-com:office:word" xmlns:w="http://schemas.openxmlformats.org/wordprocessingml/2006/main" xmlns:w14="http://schemas.microsoft.com/office/word/2010/wordml" xmlns:w15="http://schemas.microsoft.com/office/word/2012/wordml" xmlns:w16cex="http://schemas.microsoft.com/office/word/2018/wordml/cex" xmlns:w16cid="http://schemas.microsoft.com/office/word/2016/wordml/cid" xmlns:w16="http://schemas.microsoft.com/office/word/2018/wordml" xmlns:w16sdtdh="http://schemas.microsoft.com/office/word/2020/wordml/sdtdatahash" xmlns:w16se="http://schemas.microsoft.com/office/word/2015/wordml/symex" xmlns:wpg="http://schemas.microsoft.com/office/word/2010/wordprocessingGroup" xmlns:wpi="http://schemas.microsoft.com/office/word/2010/wordprocessingInk" xmlns:wne="http://schemas.microsoft.com/office/word/2006/wordml" xmlns:wps="http://schemas.microsoft.com/office/word/2010/wordprocessingShape"/>
-</file>
-
-<file path=word/endnotes.xml><?xml version="1.0" encoding="utf-8"?>
-<w:endnotes xmlns:wpc="http://schemas.microsoft.com/office/word/2010/wordprocessingCanvas" xmlns:mc="http://schemas.openxmlformats.org/markup-compatibility/2006" xmlns:o="urn:schemas-microsoft-com:office:office" xmlns:r="http://schemas.openxmlformats.org/officeDocument/2006/relationships" xmlns:m="http://schemas.openxmlformats.org/officeDocument/2006/math" xmlns:v="urn:schemas-microsoft-com:vml" xmlns:wp14="http://schemas.microsoft.com/office/word/2010/wordprocessingDrawing" xmlns:wp="http://schemas.openxmlformats.org/drawingml/2006/wordprocessingDrawing" xmlns:w10="urn:schemas-microsoft-com:office:word" xmlns:w="http://schemas.openxmlformats.org/wordprocessingml/2006/main" xmlns:w14="http://schemas.microsoft.com/office/word/2010/wordml" xmlns:w15="http://schemas.microsoft.com/office/word/2012/wordml" xmlns:wpg="http://schemas.microsoft.com/office/word/2010/wordprocessingGroup" xmlns:wpi="http://schemas.microsoft.com/office/word/2010/wordprocessingInk" xmlns:wne="http://schemas.microsoft.com/office/word/2006/wordml" xmlns:wps="http://schemas.microsoft.com/office/word/2010/wordprocessingShape" mc:Ignorable="w14 w15 wp14">
-  <w:endnote w:type="separator" w:id="-1">
-    <w:p>
-      <w:pPr>
-        <w:spacing w:after="0" w:line="240" w:lineRule="auto"/>
-      </w:pPr>
-      <w:r>
-        <w:rPr>
-          <w:rStyle w:val="EndnoteReference"/>
-        </w:rPr>
-        <w:endnoteRef/>
-      </w:r>
-      <w:r>
-        <w:separator/>
-      </w:r>
-    </w:p>
-  </w:endnote>
-  <w:endnote w:type="continuationSeparator" w:id="0">
-    <w:p>
-      <w:pPr>
-        <w:spacing w:after="0" w:line="240" w:lineRule="auto"/>
-      </w:pPr>
-      <w:r>
-        <w:rPr>
-          <w:rStyle w:val="EndnoteReference"/>
-        </w:rPr>
-        <w:endnoteRef/>
-      </w:r>
-      <w:r>
-        <w:continuationSeparator/>
-      </w:r>
-    </w:p>
-  </w:endnote>
-</w:endnotes>
-</file>
-
-<file path=word/footnotes.xml><?xml version="1.0" encoding="utf-8"?>
-<w:footnotes xmlns:wpc="http://schemas.microsoft.com/office/word/2010/wordprocessingCanvas" xmlns:mc="http://schemas.openxmlformats.org/markup-compatibility/2006" xmlns:o="urn:schemas-microsoft-com:office:office" xmlns:r="http://schemas.openxmlformats.org/officeDocument/2006/relationships" xmlns:m="http://schemas.openxmlformats.org/officeDocument/2006/math" xmlns:v="urn:schemas-microsoft-com:vml" xmlns:wp14="http://schemas.microsoft.com/office/word/2010/wordprocessingDrawing" xmlns:wp="http://schemas.openxmlformats.org/drawingml/2006/wordprocessingDrawing" xmlns:w10="urn:schemas-microsoft-com:office:word" xmlns:w="http://schemas.openxmlformats.org/wordprocessingml/2006/main" xmlns:w14="http://schemas.microsoft.com/office/word/2010/wordml" xmlns:w15="http://schemas.microsoft.com/office/word/2012/wordml" xmlns:wpg="http://schemas.microsoft.com/office/word/2010/wordprocessingGroup" xmlns:wpi="http://schemas.microsoft.com/office/word/2010/wordprocessingInk" xmlns:wne="http://schemas.microsoft.com/office/word/2006/wordml" xmlns:wps="http://schemas.microsoft.com/office/word/2010/wordprocessingShape" mc:Ignorable="w14 w15 wp14">
-  <w:footnote w:type="separator" w:id="-1">
-    <w:p>
-      <w:pPr>
-        <w:spacing w:after="0" w:line="240" w:lineRule="auto"/>
-      </w:pPr>
-      <w:r>
-        <w:rPr>
-          <w:rStyle w:val="FootnoteReference"/>
-        </w:rPr>
-        <w:footnoteRef/>
-      </w:r>
-      <w:r>
-        <w:separator/>
-      </w:r>
-    </w:p>
-  </w:footnote>
-  <w:footnote w:type="continuationSeparator" w:id="0">
-    <w:p>
-      <w:pPr>
-        <w:spacing w:after="0" w:line="240" w:lineRule="auto"/>
-      </w:pPr>
-      <w:r>
-        <w:rPr>
-          <w:rStyle w:val="FootnoteReference"/>
-        </w:rPr>
-        <w:footnoteRef/>
-      </w:r>
-      <w:r>
-        <w:continuationSeparator/>
-      </w:r>
-    </w:p>
-  </w:footnote>
-</w:footnotes>
-</file>
-
 <file path=word/numbering.xml><?xml version="1.0" encoding="utf-8"?>
-<w:numbering xmlns:wpc="http://schemas.microsoft.com/office/word/2010/wordprocessingCanvas" xmlns:mc="http://schemas.openxmlformats.org/markup-compatibility/2006" xmlns:o="urn:schemas-microsoft-com:office:office" xmlns:r="http://schemas.openxmlformats.org/officeDocument/2006/relationships" xmlns:m="http://schemas.openxmlformats.org/officeDocument/2006/math" xmlns:v="urn:schemas-microsoft-com:vml" xmlns:wp14="http://schemas.microsoft.com/office/word/2010/wordprocessingDrawing" xmlns:wp="http://schemas.openxmlformats.org/drawingml/2006/wordprocessingDrawing" xmlns:w10="urn:schemas-microsoft-com:office:word" xmlns:w="http://schemas.openxmlformats.org/wordprocessingml/2006/main" xmlns:w14="http://schemas.microsoft.com/office/word/2010/wordml" xmlns:w15="http://schemas.microsoft.com/office/word/2012/wordml" xmlns:wpg="http://schemas.microsoft.com/office/word/2010/wordprocessingGroup" xmlns:wpi="http://schemas.microsoft.com/office/word/2010/wordprocessingInk" xmlns:wne="http://schemas.microsoft.com/office/word/2006/wordml" xmlns:wps="http://schemas.microsoft.com/office/word/2010/wordprocessingShape" mc:Ignorable="w14 w15 wp14">
+<w:numbering xmlns:wpc="http://schemas.microsoft.com/office/word/2010/wordprocessingCanvas" xmlns:cx="http://schemas.microsoft.com/office/drawing/2014/chartex" xmlns:cx1="http://schemas.microsoft.com/office/drawing/2015/9/8/chartex" xmlns:cx2="http://schemas.microsoft.com/office/drawing/2015/10/21/chartex" xmlns:cx3="http://schemas.microsoft.com/office/drawing/2016/5/9/chartex" xmlns:cx4="http://schemas.microsoft.com/office/drawing/2016/5/10/chartex" xmlns:cx5="http://schemas.microsoft.com/office/drawing/2016/5/11/chartex" xmlns:cx6="http://schemas.microsoft.com/office/drawing/2016/5/12/chartex" xmlns:cx7="http://schemas.microsoft.com/office/drawing/2016/5/13/chartex" xmlns:cx8="http://schemas.microsoft.com/office/drawing/2016/5/14/chartex" xmlns:mc="http://schemas.openxmlformats.org/markup-compatibility/2006" xmlns:aink="http://schemas.microsoft.com/office/drawing/2016/ink" xmlns:am3d="http://schemas.microsoft.com/office/drawing/2017/model3d" xmlns:o="urn:schemas-microsoft-com:office:office" xmlns:oel="http://schemas.microsoft.com/office/2019/extlst" xmlns:r="http://schemas.openxmlformats.org/officeDocument/2006/relationships" xmlns:m="http://schemas.openxmlformats.org/officeDocument/2006/math" xmlns:v="urn:schemas-microsoft-com:vml" xmlns:wp14="http://schemas.microsoft.com/office/word/2010/wordprocessingDrawing" xmlns:wp="http://schemas.openxmlformats.org/drawingml/2006/wordprocessingDrawing" xmlns:w10="urn:schemas-microsoft-com:office:word" xmlns:w="http://schemas.openxmlformats.org/wordprocessingml/2006/main" xmlns:w14="http://schemas.microsoft.com/office/word/2010/wordml" xmlns:w15="http://schemas.microsoft.com/office/word/2012/wordml" xmlns:w16cex="http://schemas.microsoft.com/office/word/2018/wordml/cex" xmlns:w16cid="http://schemas.microsoft.com/office/word/2016/wordml/cid" xmlns:w16="http://schemas.microsoft.com/office/word/2018/wordml" xmlns:w16du="http://schemas.microsoft.com/office/word/2023/wordml/word16du" xmlns:w16sdtdh="http://schemas.microsoft.com/office/word/2020/wordml/sdtdatahash" xmlns:w16sdtfl="http://schemas.microsoft.com/office/word/2024/wordml/sdtformatlock" xmlns:w16se="http://schemas.microsoft.com/office/word/2015/wordml/symex" xmlns:wpg="http://schemas.microsoft.com/office/word/2010/wordprocessingGroup" xmlns:wpi="http://schemas.microsoft.com/office/word/2010/wordprocessingInk" xmlns:wne="http://schemas.microsoft.com/office/word/2006/wordml" xmlns:wps="http://schemas.microsoft.com/office/word/2010/wordprocessingShape" mc:Ignorable="w14 w15 w16se w16cid w16 w16cex w16sdtdh w16sdtfl w16du wp14">
+  <w:abstractNum w:abstractNumId="0" w15:restartNumberingAfterBreak="0">
+    <w:nsid w:val="0FA26682"/>
+    <w:multiLevelType w:val="hybridMultilevel"/>
+    <w:tmpl w:val="CA0818D2"/>
+    <w:lvl w:ilvl="0" w:tplc="884C5328">
+      <w:start w:val="1"/>
+      <w:numFmt w:val="bullet"/>
+      <w:lvlText w:val="•"/>
+      <w:lvlJc w:val="left"/>
+      <w:pPr>
+        <w:ind w:left="720" w:hanging="360"/>
+      </w:pPr>
+    </w:lvl>
+    <w:lvl w:ilvl="1" w:tplc="B888B44E">
+      <w:numFmt w:val="decimal"/>
+      <w:lvlText w:val=""/>
+      <w:lvlJc w:val="left"/>
+    </w:lvl>
+    <w:lvl w:ilvl="2" w:tplc="AAB43AF2">
+      <w:numFmt w:val="decimal"/>
+      <w:lvlText w:val=""/>
+      <w:lvlJc w:val="left"/>
+    </w:lvl>
+    <w:lvl w:ilvl="3" w:tplc="D86E9A22">
+      <w:numFmt w:val="decimal"/>
+      <w:lvlText w:val=""/>
+      <w:lvlJc w:val="left"/>
+    </w:lvl>
+    <w:lvl w:ilvl="4" w:tplc="70E6BD38">
+      <w:numFmt w:val="decimal"/>
+      <w:lvlText w:val=""/>
+      <w:lvlJc w:val="left"/>
+    </w:lvl>
+    <w:lvl w:ilvl="5" w:tplc="BB96F89E">
+      <w:numFmt w:val="decimal"/>
+      <w:lvlText w:val=""/>
+      <w:lvlJc w:val="left"/>
+    </w:lvl>
+    <w:lvl w:ilvl="6" w:tplc="488A3584">
+      <w:numFmt w:val="decimal"/>
+      <w:lvlText w:val=""/>
+      <w:lvlJc w:val="left"/>
+    </w:lvl>
+    <w:lvl w:ilvl="7" w:tplc="96DC1D70">
+      <w:numFmt w:val="decimal"/>
+      <w:lvlText w:val=""/>
+      <w:lvlJc w:val="left"/>
+    </w:lvl>
+    <w:lvl w:ilvl="8" w:tplc="991066A2">
+      <w:numFmt w:val="decimal"/>
+      <w:lvlText w:val=""/>
+      <w:lvlJc w:val="left"/>
+    </w:lvl>
+  </w:abstractNum>
   <w:abstractNum w:abstractNumId="1" w15:restartNumberingAfterBreak="0">
+    <w:nsid w:val="6D1D4FD9"/>
     <w:multiLevelType w:val="hybridMultilevel"/>
-    <w:lvl w:ilvl="0" w15:tentative="1">
+    <w:tmpl w:val="9ABC9E8E"/>
+    <w:lvl w:ilvl="0" w:tplc="31D64B1A">
       <w:start w:val="1"/>
       <w:numFmt w:val="bullet"/>
       <w:lvlText w:val="●"/>
@@ -426,7 +453,7 @@
         <w:ind w:left="720" w:hanging="360"/>
       </w:pPr>
     </w:lvl>
-    <w:lvl w:ilvl="1" w15:tentative="1">
+    <w:lvl w:ilvl="1" w:tplc="9E86EDDA">
       <w:start w:val="1"/>
       <w:numFmt w:val="bullet"/>
       <w:lvlText w:val="○"/>
@@ -435,7 +462,7 @@
         <w:ind w:left="1440" w:hanging="360"/>
       </w:pPr>
     </w:lvl>
-    <w:lvl w:ilvl="2" w15:tentative="1">
+    <w:lvl w:ilvl="2" w:tplc="7EEA5BAC">
       <w:start w:val="1"/>
       <w:numFmt w:val="bullet"/>
       <w:lvlText w:val="■"/>
@@ -444,7 +471,7 @@
         <w:ind w:left="2160" w:hanging="360"/>
       </w:pPr>
     </w:lvl>
-    <w:lvl w:ilvl="3" w15:tentative="1">
+    <w:lvl w:ilvl="3" w:tplc="67B0488A">
       <w:start w:val="1"/>
       <w:numFmt w:val="bullet"/>
       <w:lvlText w:val="●"/>
@@ -453,7 +480,7 @@
         <w:ind w:left="2880" w:hanging="360"/>
       </w:pPr>
     </w:lvl>
-    <w:lvl w:ilvl="4" w15:tentative="1">
+    <w:lvl w:ilvl="4" w:tplc="4F06F990">
       <w:start w:val="1"/>
       <w:numFmt w:val="bullet"/>
       <w:lvlText w:val="○"/>
@@ -462,7 +489,7 @@
         <w:ind w:left="3600" w:hanging="360"/>
       </w:pPr>
     </w:lvl>
-    <w:lvl w:ilvl="5" w15:tentative="1">
+    <w:lvl w:ilvl="5" w:tplc="B2B0ADF8">
       <w:start w:val="1"/>
       <w:numFmt w:val="bullet"/>
       <w:lvlText w:val="■"/>
@@ -471,7 +498,7 @@
         <w:ind w:left="4320" w:hanging="360"/>
       </w:pPr>
     </w:lvl>
-    <w:lvl w:ilvl="6" w15:tentative="1">
+    <w:lvl w:ilvl="6" w:tplc="959ABBE6">
       <w:start w:val="1"/>
       <w:numFmt w:val="bullet"/>
       <w:lvlText w:val="●"/>
@@ -480,7 +507,7 @@
         <w:ind w:left="5040" w:hanging="360"/>
       </w:pPr>
     </w:lvl>
-    <w:lvl w:ilvl="7" w15:tentative="1">
+    <w:lvl w:ilvl="7" w:tplc="03F2C7C4">
       <w:start w:val="1"/>
       <w:numFmt w:val="bullet"/>
       <w:lvlText w:val="●"/>
@@ -489,7 +516,7 @@
         <w:ind w:left="5760" w:hanging="360"/>
       </w:pPr>
     </w:lvl>
-    <w:lvl w:ilvl="8" w15:tentative="1">
+    <w:lvl w:ilvl="8" w:tplc="499099D0">
       <w:start w:val="1"/>
       <w:numFmt w:val="bullet"/>
       <w:lvlText w:val="●"/>
@@ -499,26 +526,14 @@
       </w:pPr>
     </w:lvl>
   </w:abstractNum>
-  <w:abstractNum w:abstractNumId="2" w15:restartNumberingAfterBreak="0">
-    <w:multiLevelType w:val="hybridMultilevel"/>
-    <w:lvl w:ilvl="0" w15:tentative="1">
-      <w:start w:val="1"/>
-      <w:numFmt w:val="bullet"/>
-      <w:lvlText w:val="•"/>
-      <w:lvlJc w:val="left"/>
-      <w:pPr>
-        <w:ind w:left="720" w:hanging="360"/>
-      </w:pPr>
-    </w:lvl>
-  </w:abstractNum>
-  <w:num w:numId="1">
+  <w:num w:numId="1" w16cid:durableId="2024434826">
     <w:abstractNumId w:val="1"/>
     <w:lvlOverride w:ilvl="0">
       <w:startOverride w:val="1"/>
     </w:lvlOverride>
   </w:num>
-  <w:num w:numId="2">
-    <w:abstractNumId w:val="2"/>
+  <w:num w:numId="2" w16cid:durableId="1017197336">
+    <w:abstractNumId w:val="0"/>
     <w:lvlOverride w:ilvl="0">
       <w:startOverride w:val="1"/>
     </w:lvlOverride>
@@ -527,93 +542,525 @@
 </file>
 
 <file path=word/styles.xml><?xml version="1.0" encoding="utf-8"?>
-<w:styles xmlns:mc="http://schemas.openxmlformats.org/markup-compatibility/2006" xmlns:r="http://schemas.openxmlformats.org/officeDocument/2006/relationships" xmlns:w="http://schemas.openxmlformats.org/wordprocessingml/2006/main" xmlns:w14="http://schemas.microsoft.com/office/word/2010/wordml" xmlns:w15="http://schemas.microsoft.com/office/word/2012/wordml" mc:Ignorable="w14 w15">
+<w:styles xmlns:mc="http://schemas.openxmlformats.org/markup-compatibility/2006" xmlns:r="http://schemas.openxmlformats.org/officeDocument/2006/relationships" xmlns:w="http://schemas.openxmlformats.org/wordprocessingml/2006/main" xmlns:w14="http://schemas.microsoft.com/office/word/2010/wordml" xmlns:w15="http://schemas.microsoft.com/office/word/2012/wordml" xmlns:w16cex="http://schemas.microsoft.com/office/word/2018/wordml/cex" xmlns:w16cid="http://schemas.microsoft.com/office/word/2016/wordml/cid" xmlns:w16="http://schemas.microsoft.com/office/word/2018/wordml" xmlns:w16du="http://schemas.microsoft.com/office/word/2023/wordml/word16du" xmlns:w16sdtdh="http://schemas.microsoft.com/office/word/2020/wordml/sdtdatahash" xmlns:w16sdtfl="http://schemas.microsoft.com/office/word/2024/wordml/sdtformatlock" xmlns:w16se="http://schemas.microsoft.com/office/word/2015/wordml/symex" mc:Ignorable="w14 w15 w16se w16cid w16 w16cex w16sdtdh w16sdtfl w16du">
   <w:docDefaults>
     <w:rPrDefault>
       <w:rPr>
-        <w:rFonts w:ascii="Arial" w:cs="Arial" w:eastAsia="Arial" w:hAnsi="Arial"/>
+        <w:rFonts w:ascii="Arial" w:eastAsia="Arial" w:hAnsi="Arial" w:cs="Arial"/>
         <w:sz w:val="22"/>
         <w:szCs w:val="22"/>
+        <w:lang w:val="en-NL" w:eastAsia="en-NL" w:bidi="ar-SA"/>
       </w:rPr>
     </w:rPrDefault>
     <w:pPrDefault/>
   </w:docDefaults>
+  <w:latentStyles w:defLockedState="0" w:defUIPriority="99" w:defSemiHidden="0" w:defUnhideWhenUsed="0" w:defQFormat="0" w:count="376">
+    <w:lsdException w:name="Normal" w:uiPriority="0" w:qFormat="1"/>
+    <w:lsdException w:name="heading 1" w:uiPriority="9" w:qFormat="1"/>
+    <w:lsdException w:name="heading 2" w:semiHidden="1" w:uiPriority="9" w:unhideWhenUsed="1" w:qFormat="1"/>
+    <w:lsdException w:name="heading 3" w:semiHidden="1" w:uiPriority="9" w:unhideWhenUsed="1" w:qFormat="1"/>
+    <w:lsdException w:name="heading 4" w:semiHidden="1" w:uiPriority="9" w:unhideWhenUsed="1" w:qFormat="1"/>
+    <w:lsdException w:name="heading 5" w:semiHidden="1" w:uiPriority="9" w:unhideWhenUsed="1" w:qFormat="1"/>
+    <w:lsdException w:name="heading 6" w:semiHidden="1" w:uiPriority="9" w:unhideWhenUsed="1" w:qFormat="1"/>
+    <w:lsdException w:name="heading 7" w:semiHidden="1" w:uiPriority="9" w:unhideWhenUsed="1" w:qFormat="1"/>
+    <w:lsdException w:name="heading 8" w:semiHidden="1" w:uiPriority="9" w:unhideWhenUsed="1" w:qFormat="1"/>
+    <w:lsdException w:name="heading 9" w:semiHidden="1" w:uiPriority="9" w:unhideWhenUsed="1" w:qFormat="1"/>
+    <w:lsdException w:name="index 1" w:semiHidden="1" w:unhideWhenUsed="1"/>
+    <w:lsdException w:name="index 2" w:semiHidden="1" w:unhideWhenUsed="1"/>
+    <w:lsdException w:name="index 3" w:semiHidden="1" w:unhideWhenUsed="1"/>
+    <w:lsdException w:name="index 4" w:semiHidden="1" w:unhideWhenUsed="1"/>
+    <w:lsdException w:name="index 5" w:semiHidden="1" w:unhideWhenUsed="1"/>
+    <w:lsdException w:name="index 6" w:semiHidden="1" w:unhideWhenUsed="1"/>
+    <w:lsdException w:name="index 7" w:semiHidden="1" w:unhideWhenUsed="1"/>
+    <w:lsdException w:name="index 8" w:semiHidden="1" w:unhideWhenUsed="1"/>
+    <w:lsdException w:name="index 9" w:semiHidden="1" w:unhideWhenUsed="1"/>
+    <w:lsdException w:name="toc 1" w:semiHidden="1" w:uiPriority="39" w:unhideWhenUsed="1"/>
+    <w:lsdException w:name="toc 2" w:semiHidden="1" w:uiPriority="39" w:unhideWhenUsed="1"/>
+    <w:lsdException w:name="toc 3" w:semiHidden="1" w:uiPriority="39" w:unhideWhenUsed="1"/>
+    <w:lsdException w:name="toc 4" w:semiHidden="1" w:uiPriority="39" w:unhideWhenUsed="1"/>
+    <w:lsdException w:name="toc 5" w:semiHidden="1" w:uiPriority="39" w:unhideWhenUsed="1"/>
+    <w:lsdException w:name="toc 6" w:semiHidden="1" w:uiPriority="39" w:unhideWhenUsed="1"/>
+    <w:lsdException w:name="toc 7" w:semiHidden="1" w:uiPriority="39" w:unhideWhenUsed="1"/>
+    <w:lsdException w:name="toc 8" w:semiHidden="1" w:uiPriority="39" w:unhideWhenUsed="1"/>
+    <w:lsdException w:name="toc 9" w:semiHidden="1" w:uiPriority="39" w:unhideWhenUsed="1"/>
+    <w:lsdException w:name="Normal Indent" w:semiHidden="1" w:unhideWhenUsed="1"/>
+    <w:lsdException w:name="footnote text" w:semiHidden="1" w:unhideWhenUsed="1"/>
+    <w:lsdException w:name="annotation text" w:semiHidden="1" w:unhideWhenUsed="1"/>
+    <w:lsdException w:name="header" w:semiHidden="1" w:unhideWhenUsed="1"/>
+    <w:lsdException w:name="footer" w:semiHidden="1" w:unhideWhenUsed="1"/>
+    <w:lsdException w:name="index heading" w:semiHidden="1" w:unhideWhenUsed="1"/>
+    <w:lsdException w:name="caption" w:semiHidden="1" w:uiPriority="35" w:unhideWhenUsed="1" w:qFormat="1"/>
+    <w:lsdException w:name="table of figures" w:semiHidden="1" w:unhideWhenUsed="1"/>
+    <w:lsdException w:name="envelope address" w:semiHidden="1" w:unhideWhenUsed="1"/>
+    <w:lsdException w:name="envelope return" w:semiHidden="1" w:unhideWhenUsed="1"/>
+    <w:lsdException w:name="footnote reference" w:semiHidden="1" w:unhideWhenUsed="1"/>
+    <w:lsdException w:name="annotation reference" w:semiHidden="1" w:unhideWhenUsed="1"/>
+    <w:lsdException w:name="line number" w:semiHidden="1" w:unhideWhenUsed="1"/>
+    <w:lsdException w:name="page number" w:semiHidden="1" w:unhideWhenUsed="1"/>
+    <w:lsdException w:name="endnote reference" w:semiHidden="1" w:unhideWhenUsed="1"/>
+    <w:lsdException w:name="endnote text" w:semiHidden="1" w:unhideWhenUsed="1"/>
+    <w:lsdException w:name="table of authorities" w:semiHidden="1" w:unhideWhenUsed="1"/>
+    <w:lsdException w:name="macro" w:semiHidden="1" w:unhideWhenUsed="1"/>
+    <w:lsdException w:name="toa heading" w:semiHidden="1" w:unhideWhenUsed="1"/>
+    <w:lsdException w:name="List" w:semiHidden="1" w:unhideWhenUsed="1"/>
+    <w:lsdException w:name="List Bullet" w:semiHidden="1" w:unhideWhenUsed="1"/>
+    <w:lsdException w:name="List Number" w:semiHidden="1" w:unhideWhenUsed="1"/>
+    <w:lsdException w:name="List 2" w:semiHidden="1" w:unhideWhenUsed="1"/>
+    <w:lsdException w:name="List 3" w:semiHidden="1" w:unhideWhenUsed="1"/>
+    <w:lsdException w:name="List 4" w:semiHidden="1" w:unhideWhenUsed="1"/>
+    <w:lsdException w:name="List 5" w:semiHidden="1" w:unhideWhenUsed="1"/>
+    <w:lsdException w:name="List Bullet 2" w:semiHidden="1" w:unhideWhenUsed="1"/>
+    <w:lsdException w:name="List Bullet 3" w:semiHidden="1" w:unhideWhenUsed="1"/>
+    <w:lsdException w:name="List Bullet 4" w:semiHidden="1" w:unhideWhenUsed="1"/>
+    <w:lsdException w:name="List Bullet 5" w:semiHidden="1" w:unhideWhenUsed="1"/>
+    <w:lsdException w:name="List Number 2" w:semiHidden="1" w:unhideWhenUsed="1"/>
+    <w:lsdException w:name="List Number 3" w:semiHidden="1" w:unhideWhenUsed="1"/>
+    <w:lsdException w:name="List Number 4" w:semiHidden="1" w:unhideWhenUsed="1"/>
+    <w:lsdException w:name="List Number 5" w:semiHidden="1" w:unhideWhenUsed="1"/>
+    <w:lsdException w:name="Title" w:uiPriority="10" w:qFormat="1"/>
+    <w:lsdException w:name="Closing" w:semiHidden="1" w:unhideWhenUsed="1"/>
+    <w:lsdException w:name="Signature" w:semiHidden="1" w:unhideWhenUsed="1"/>
+    <w:lsdException w:name="Default Paragraph Font" w:semiHidden="1" w:uiPriority="1" w:unhideWhenUsed="1"/>
+    <w:lsdException w:name="Body Text" w:semiHidden="1" w:unhideWhenUsed="1"/>
+    <w:lsdException w:name="Body Text Indent" w:semiHidden="1" w:unhideWhenUsed="1"/>
+    <w:lsdException w:name="List Continue" w:semiHidden="1" w:unhideWhenUsed="1"/>
+    <w:lsdException w:name="List Continue 2" w:semiHidden="1" w:unhideWhenUsed="1"/>
+    <w:lsdException w:name="List Continue 3" w:semiHidden="1" w:unhideWhenUsed="1"/>
+    <w:lsdException w:name="List Continue 4" w:semiHidden="1" w:unhideWhenUsed="1"/>
+    <w:lsdException w:name="List Continue 5" w:semiHidden="1" w:unhideWhenUsed="1"/>
+    <w:lsdException w:name="Message Header" w:semiHidden="1" w:unhideWhenUsed="1"/>
+    <w:lsdException w:name="Subtitle" w:uiPriority="11" w:qFormat="1"/>
+    <w:lsdException w:name="Salutation" w:semiHidden="1" w:unhideWhenUsed="1"/>
+    <w:lsdException w:name="Date" w:semiHidden="1" w:unhideWhenUsed="1"/>
+    <w:lsdException w:name="Body Text First Indent" w:semiHidden="1" w:unhideWhenUsed="1"/>
+    <w:lsdException w:name="Body Text First Indent 2" w:semiHidden="1" w:unhideWhenUsed="1"/>
+    <w:lsdException w:name="Note Heading" w:semiHidden="1" w:unhideWhenUsed="1"/>
+    <w:lsdException w:name="Body Text 2" w:semiHidden="1" w:unhideWhenUsed="1"/>
+    <w:lsdException w:name="Body Text 3" w:semiHidden="1" w:unhideWhenUsed="1"/>
+    <w:lsdException w:name="Body Text Indent 2" w:semiHidden="1" w:unhideWhenUsed="1"/>
+    <w:lsdException w:name="Body Text Indent 3" w:semiHidden="1" w:unhideWhenUsed="1"/>
+    <w:lsdException w:name="Block Text" w:semiHidden="1" w:unhideWhenUsed="1"/>
+    <w:lsdException w:name="Hyperlink" w:semiHidden="1" w:unhideWhenUsed="1"/>
+    <w:lsdException w:name="FollowedHyperlink" w:semiHidden="1" w:unhideWhenUsed="1"/>
+    <w:lsdException w:name="Strong" w:uiPriority="22" w:qFormat="1"/>
+    <w:lsdException w:name="Emphasis" w:uiPriority="20" w:qFormat="1"/>
+    <w:lsdException w:name="Document Map" w:semiHidden="1" w:unhideWhenUsed="1"/>
+    <w:lsdException w:name="Plain Text" w:semiHidden="1" w:unhideWhenUsed="1"/>
+    <w:lsdException w:name="E-mail Signature" w:semiHidden="1" w:unhideWhenUsed="1"/>
+    <w:lsdException w:name="HTML Top of Form" w:semiHidden="1" w:unhideWhenUsed="1"/>
+    <w:lsdException w:name="HTML Bottom of Form" w:semiHidden="1" w:unhideWhenUsed="1"/>
+    <w:lsdException w:name="Normal (Web)" w:semiHidden="1" w:unhideWhenUsed="1"/>
+    <w:lsdException w:name="HTML Acronym" w:semiHidden="1" w:unhideWhenUsed="1"/>
+    <w:lsdException w:name="HTML Address" w:semiHidden="1" w:unhideWhenUsed="1"/>
+    <w:lsdException w:name="HTML Cite" w:semiHidden="1" w:unhideWhenUsed="1"/>
+    <w:lsdException w:name="HTML Code" w:semiHidden="1" w:unhideWhenUsed="1"/>
+    <w:lsdException w:name="HTML Definition" w:semiHidden="1" w:unhideWhenUsed="1"/>
+    <w:lsdException w:name="HTML Keyboard" w:semiHidden="1" w:unhideWhenUsed="1"/>
+    <w:lsdException w:name="HTML Preformatted" w:semiHidden="1" w:unhideWhenUsed="1"/>
+    <w:lsdException w:name="HTML Sample" w:semiHidden="1" w:unhideWhenUsed="1"/>
+    <w:lsdException w:name="HTML Typewriter" w:semiHidden="1" w:unhideWhenUsed="1"/>
+    <w:lsdException w:name="HTML Variable" w:semiHidden="1" w:unhideWhenUsed="1"/>
+    <w:lsdException w:name="Normal Table" w:semiHidden="1" w:unhideWhenUsed="1"/>
+    <w:lsdException w:name="annotation subject" w:semiHidden="1" w:unhideWhenUsed="1"/>
+    <w:lsdException w:name="No List" w:semiHidden="1" w:unhideWhenUsed="1"/>
+    <w:lsdException w:name="Outline List 1" w:semiHidden="1" w:unhideWhenUsed="1"/>
+    <w:lsdException w:name="Outline List 2" w:semiHidden="1" w:unhideWhenUsed="1"/>
+    <w:lsdException w:name="Outline List 3" w:semiHidden="1" w:unhideWhenUsed="1"/>
+    <w:lsdException w:name="Table Simple 1" w:semiHidden="1" w:unhideWhenUsed="1"/>
+    <w:lsdException w:name="Table Simple 2" w:semiHidden="1" w:unhideWhenUsed="1"/>
+    <w:lsdException w:name="Table Simple 3" w:semiHidden="1" w:unhideWhenUsed="1"/>
+    <w:lsdException w:name="Table Classic 1" w:semiHidden="1" w:unhideWhenUsed="1"/>
+    <w:lsdException w:name="Table Classic 2" w:semiHidden="1" w:unhideWhenUsed="1"/>
+    <w:lsdException w:name="Table Classic 3" w:semiHidden="1" w:unhideWhenUsed="1"/>
+    <w:lsdException w:name="Table Classic 4" w:semiHidden="1" w:unhideWhenUsed="1"/>
+    <w:lsdException w:name="Table Colorful 1" w:semiHidden="1" w:unhideWhenUsed="1"/>
+    <w:lsdException w:name="Table Colorful 2" w:semiHidden="1" w:unhideWhenUsed="1"/>
+    <w:lsdException w:name="Table Colorful 3" w:semiHidden="1" w:unhideWhenUsed="1"/>
+    <w:lsdException w:name="Table Columns 1" w:semiHidden="1" w:unhideWhenUsed="1"/>
+    <w:lsdException w:name="Table Columns 2" w:semiHidden="1" w:unhideWhenUsed="1"/>
+    <w:lsdException w:name="Table Columns 3" w:semiHidden="1" w:unhideWhenUsed="1"/>
+    <w:lsdException w:name="Table Columns 4" w:semiHidden="1" w:unhideWhenUsed="1"/>
+    <w:lsdException w:name="Table Columns 5" w:semiHidden="1" w:unhideWhenUsed="1"/>
+    <w:lsdException w:name="Table Grid 1" w:semiHidden="1" w:unhideWhenUsed="1"/>
+    <w:lsdException w:name="Table Grid 2" w:semiHidden="1" w:unhideWhenUsed="1"/>
+    <w:lsdException w:name="Table Grid 3" w:semiHidden="1" w:unhideWhenUsed="1"/>
+    <w:lsdException w:name="Table Grid 4" w:semiHidden="1" w:unhideWhenUsed="1"/>
+    <w:lsdException w:name="Table Grid 5" w:semiHidden="1" w:unhideWhenUsed="1"/>
+    <w:lsdException w:name="Table Grid 6" w:semiHidden="1" w:unhideWhenUsed="1"/>
+    <w:lsdException w:name="Table Grid 7" w:semiHidden="1" w:unhideWhenUsed="1"/>
+    <w:lsdException w:name="Table Grid 8" w:semiHidden="1" w:unhideWhenUsed="1"/>
+    <w:lsdException w:name="Table List 1" w:semiHidden="1" w:unhideWhenUsed="1"/>
+    <w:lsdException w:name="Table List 2" w:semiHidden="1" w:unhideWhenUsed="1"/>
+    <w:lsdException w:name="Table List 3" w:semiHidden="1" w:unhideWhenUsed="1"/>
+    <w:lsdException w:name="Table List 4" w:semiHidden="1" w:unhideWhenUsed="1"/>
+    <w:lsdException w:name="Table List 5" w:semiHidden="1" w:unhideWhenUsed="1"/>
+    <w:lsdException w:name="Table List 6" w:semiHidden="1" w:unhideWhenUsed="1"/>
+    <w:lsdException w:name="Table List 7" w:semiHidden="1" w:unhideWhenUsed="1"/>
+    <w:lsdException w:name="Table List 8" w:semiHidden="1" w:unhideWhenUsed="1"/>
+    <w:lsdException w:name="Table 3D effects 1" w:semiHidden="1" w:unhideWhenUsed="1"/>
+    <w:lsdException w:name="Table 3D effects 2" w:semiHidden="1" w:unhideWhenUsed="1"/>
+    <w:lsdException w:name="Table 3D effects 3" w:semiHidden="1" w:unhideWhenUsed="1"/>
+    <w:lsdException w:name="Table Contemporary" w:semiHidden="1" w:unhideWhenUsed="1"/>
+    <w:lsdException w:name="Table Elegant" w:semiHidden="1" w:unhideWhenUsed="1"/>
+    <w:lsdException w:name="Table Professional" w:semiHidden="1" w:unhideWhenUsed="1"/>
+    <w:lsdException w:name="Table Subtle 1" w:semiHidden="1" w:unhideWhenUsed="1"/>
+    <w:lsdException w:name="Table Subtle 2" w:semiHidden="1" w:unhideWhenUsed="1"/>
+    <w:lsdException w:name="Table Web 1" w:semiHidden="1" w:unhideWhenUsed="1"/>
+    <w:lsdException w:name="Table Web 2" w:semiHidden="1" w:unhideWhenUsed="1"/>
+    <w:lsdException w:name="Table Web 3" w:semiHidden="1" w:unhideWhenUsed="1"/>
+    <w:lsdException w:name="Balloon Text" w:semiHidden="1" w:unhideWhenUsed="1"/>
+    <w:lsdException w:name="Table Grid" w:uiPriority="39"/>
+    <w:lsdException w:name="Table Theme" w:semiHidden="1" w:unhideWhenUsed="1"/>
+    <w:lsdException w:name="Placeholder Text" w:semiHidden="1"/>
+    <w:lsdException w:name="No Spacing" w:uiPriority="1" w:qFormat="1"/>
+    <w:lsdException w:name="Light Shading" w:uiPriority="60"/>
+    <w:lsdException w:name="Light List" w:uiPriority="61"/>
+    <w:lsdException w:name="Light Grid" w:uiPriority="62"/>
+    <w:lsdException w:name="Medium Shading 1" w:uiPriority="63"/>
+    <w:lsdException w:name="Medium Shading 2" w:uiPriority="64"/>
+    <w:lsdException w:name="Medium List 1" w:uiPriority="65"/>
+    <w:lsdException w:name="Medium List 2" w:uiPriority="66"/>
+    <w:lsdException w:name="Medium Grid 1" w:uiPriority="67"/>
+    <w:lsdException w:name="Medium Grid 2" w:uiPriority="68"/>
+    <w:lsdException w:name="Medium Grid 3" w:uiPriority="69"/>
+    <w:lsdException w:name="Dark List" w:uiPriority="70"/>
+    <w:lsdException w:name="Colorful Shading" w:uiPriority="71"/>
+    <w:lsdException w:name="Colorful List" w:uiPriority="72"/>
+    <w:lsdException w:name="Colorful Grid" w:uiPriority="73"/>
+    <w:lsdException w:name="Light Shading Accent 1" w:uiPriority="60"/>
+    <w:lsdException w:name="Light List Accent 1" w:uiPriority="61"/>
+    <w:lsdException w:name="Light Grid Accent 1" w:uiPriority="62"/>
+    <w:lsdException w:name="Medium Shading 1 Accent 1" w:uiPriority="63"/>
+    <w:lsdException w:name="Medium Shading 2 Accent 1" w:uiPriority="64"/>
+    <w:lsdException w:name="Medium List 1 Accent 1" w:uiPriority="65"/>
+    <w:lsdException w:name="Revision" w:semiHidden="1"/>
+    <w:lsdException w:name="List Paragraph" w:uiPriority="34" w:qFormat="1"/>
+    <w:lsdException w:name="Quote" w:uiPriority="29" w:qFormat="1"/>
+    <w:lsdException w:name="Intense Quote" w:uiPriority="30" w:qFormat="1"/>
+    <w:lsdException w:name="Medium List 2 Accent 1" w:uiPriority="66"/>
+    <w:lsdException w:name="Medium Grid 1 Accent 1" w:uiPriority="67"/>
+    <w:lsdException w:name="Medium Grid 2 Accent 1" w:uiPriority="68"/>
+    <w:lsdException w:name="Medium Grid 3 Accent 1" w:uiPriority="69"/>
+    <w:lsdException w:name="Dark List Accent 1" w:uiPriority="70"/>
+    <w:lsdException w:name="Colorful Shading Accent 1" w:uiPriority="71"/>
+    <w:lsdException w:name="Colorful List Accent 1" w:uiPriority="72"/>
+    <w:lsdException w:name="Colorful Grid Accent 1" w:uiPriority="73"/>
+    <w:lsdException w:name="Light Shading Accent 2" w:uiPriority="60"/>
+    <w:lsdException w:name="Light List Accent 2" w:uiPriority="61"/>
+    <w:lsdException w:name="Light Grid Accent 2" w:uiPriority="62"/>
+    <w:lsdException w:name="Medium Shading 1 Accent 2" w:uiPriority="63"/>
+    <w:lsdException w:name="Medium Shading 2 Accent 2" w:uiPriority="64"/>
+    <w:lsdException w:name="Medium List 1 Accent 2" w:uiPriority="65"/>
+    <w:lsdException w:name="Medium List 2 Accent 2" w:uiPriority="66"/>
+    <w:lsdException w:name="Medium Grid 1 Accent 2" w:uiPriority="67"/>
+    <w:lsdException w:name="Medium Grid 2 Accent 2" w:uiPriority="68"/>
+    <w:lsdException w:name="Medium Grid 3 Accent 2" w:uiPriority="69"/>
+    <w:lsdException w:name="Dark List Accent 2" w:uiPriority="70"/>
+    <w:lsdException w:name="Colorful Shading Accent 2" w:uiPriority="71"/>
+    <w:lsdException w:name="Colorful List Accent 2" w:uiPriority="72"/>
+    <w:lsdException w:name="Colorful Grid Accent 2" w:uiPriority="73"/>
+    <w:lsdException w:name="Light Shading Accent 3" w:uiPriority="60"/>
+    <w:lsdException w:name="Light List Accent 3" w:uiPriority="61"/>
+    <w:lsdException w:name="Light Grid Accent 3" w:uiPriority="62"/>
+    <w:lsdException w:name="Medium Shading 1 Accent 3" w:uiPriority="63"/>
+    <w:lsdException w:name="Medium Shading 2 Accent 3" w:uiPriority="64"/>
+    <w:lsdException w:name="Medium List 1 Accent 3" w:uiPriority="65"/>
+    <w:lsdException w:name="Medium List 2 Accent 3" w:uiPriority="66"/>
+    <w:lsdException w:name="Medium Grid 1 Accent 3" w:uiPriority="67"/>
+    <w:lsdException w:name="Medium Grid 2 Accent 3" w:uiPriority="68"/>
+    <w:lsdException w:name="Medium Grid 3 Accent 3" w:uiPriority="69"/>
+    <w:lsdException w:name="Dark List Accent 3" w:uiPriority="70"/>
+    <w:lsdException w:name="Colorful Shading Accent 3" w:uiPriority="71"/>
+    <w:lsdException w:name="Colorful List Accent 3" w:uiPriority="72"/>
+    <w:lsdException w:name="Colorful Grid Accent 3" w:uiPriority="73"/>
+    <w:lsdException w:name="Light Shading Accent 4" w:uiPriority="60"/>
+    <w:lsdException w:name="Light List Accent 4" w:uiPriority="61"/>
+    <w:lsdException w:name="Light Grid Accent 4" w:uiPriority="62"/>
+    <w:lsdException w:name="Medium Shading 1 Accent 4" w:uiPriority="63"/>
+    <w:lsdException w:name="Medium Shading 2 Accent 4" w:uiPriority="64"/>
+    <w:lsdException w:name="Medium List 1 Accent 4" w:uiPriority="65"/>
+    <w:lsdException w:name="Medium List 2 Accent 4" w:uiPriority="66"/>
+    <w:lsdException w:name="Medium Grid 1 Accent 4" w:uiPriority="67"/>
+    <w:lsdException w:name="Medium Grid 2 Accent 4" w:uiPriority="68"/>
+    <w:lsdException w:name="Medium Grid 3 Accent 4" w:uiPriority="69"/>
+    <w:lsdException w:name="Dark List Accent 4" w:uiPriority="70"/>
+    <w:lsdException w:name="Colorful Shading Accent 4" w:uiPriority="71"/>
+    <w:lsdException w:name="Colorful List Accent 4" w:uiPriority="72"/>
+    <w:lsdException w:name="Colorful Grid Accent 4" w:uiPriority="73"/>
+    <w:lsdException w:name="Light Shading Accent 5" w:uiPriority="60"/>
+    <w:lsdException w:name="Light List Accent 5" w:uiPriority="61"/>
+    <w:lsdException w:name="Light Grid Accent 5" w:uiPriority="62"/>
+    <w:lsdException w:name="Medium Shading 1 Accent 5" w:uiPriority="63"/>
+    <w:lsdException w:name="Medium Shading 2 Accent 5" w:uiPriority="64"/>
+    <w:lsdException w:name="Medium List 1 Accent 5" w:uiPriority="65"/>
+    <w:lsdException w:name="Medium List 2 Accent 5" w:uiPriority="66"/>
+    <w:lsdException w:name="Medium Grid 1 Accent 5" w:uiPriority="67"/>
+    <w:lsdException w:name="Medium Grid 2 Accent 5" w:uiPriority="68"/>
+    <w:lsdException w:name="Medium Grid 3 Accent 5" w:uiPriority="69"/>
+    <w:lsdException w:name="Dark List Accent 5" w:uiPriority="70"/>
+    <w:lsdException w:name="Colorful Shading Accent 5" w:uiPriority="71"/>
+    <w:lsdException w:name="Colorful List Accent 5" w:uiPriority="72"/>
+    <w:lsdException w:name="Colorful Grid Accent 5" w:uiPriority="73"/>
+    <w:lsdException w:name="Light Shading Accent 6" w:uiPriority="60"/>
+    <w:lsdException w:name="Light List Accent 6" w:uiPriority="61"/>
+    <w:lsdException w:name="Light Grid Accent 6" w:uiPriority="62"/>
+    <w:lsdException w:name="Medium Shading 1 Accent 6" w:uiPriority="63"/>
+    <w:lsdException w:name="Medium Shading 2 Accent 6" w:uiPriority="64"/>
+    <w:lsdException w:name="Medium List 1 Accent 6" w:uiPriority="65"/>
+    <w:lsdException w:name="Medium List 2 Accent 6" w:uiPriority="66"/>
+    <w:lsdException w:name="Medium Grid 1 Accent 6" w:uiPriority="67"/>
+    <w:lsdException w:name="Medium Grid 2 Accent 6" w:uiPriority="68"/>
+    <w:lsdException w:name="Medium Grid 3 Accent 6" w:uiPriority="69"/>
+    <w:lsdException w:name="Dark List Accent 6" w:uiPriority="70"/>
+    <w:lsdException w:name="Colorful Shading Accent 6" w:uiPriority="71"/>
+    <w:lsdException w:name="Colorful List Accent 6" w:uiPriority="72"/>
+    <w:lsdException w:name="Colorful Grid Accent 6" w:uiPriority="73"/>
+    <w:lsdException w:name="Subtle Emphasis" w:uiPriority="19" w:qFormat="1"/>
+    <w:lsdException w:name="Intense Emphasis" w:uiPriority="21" w:qFormat="1"/>
+    <w:lsdException w:name="Subtle Reference" w:uiPriority="31" w:qFormat="1"/>
+    <w:lsdException w:name="Intense Reference" w:uiPriority="32" w:qFormat="1"/>
+    <w:lsdException w:name="Book Title" w:uiPriority="33" w:qFormat="1"/>
+    <w:lsdException w:name="Bibliography" w:semiHidden="1" w:uiPriority="37" w:unhideWhenUsed="1"/>
+    <w:lsdException w:name="TOC Heading" w:semiHidden="1" w:uiPriority="39" w:unhideWhenUsed="1" w:qFormat="1"/>
+    <w:lsdException w:name="Plain Table 1" w:uiPriority="41"/>
+    <w:lsdException w:name="Plain Table 2" w:uiPriority="42"/>
+    <w:lsdException w:name="Plain Table 3" w:uiPriority="43"/>
+    <w:lsdException w:name="Plain Table 4" w:uiPriority="44"/>
+    <w:lsdException w:name="Plain Table 5" w:uiPriority="45"/>
+    <w:lsdException w:name="Grid Table Light" w:uiPriority="40"/>
+    <w:lsdException w:name="Grid Table 1 Light" w:uiPriority="46"/>
+    <w:lsdException w:name="Grid Table 2" w:uiPriority="47"/>
+    <w:lsdException w:name="Grid Table 3" w:uiPriority="48"/>
+    <w:lsdException w:name="Grid Table 4" w:uiPriority="49"/>
+    <w:lsdException w:name="Grid Table 5 Dark" w:uiPriority="50"/>
+    <w:lsdException w:name="Grid Table 6 Colorful" w:uiPriority="51"/>
+    <w:lsdException w:name="Grid Table 7 Colorful" w:uiPriority="52"/>
+    <w:lsdException w:name="Grid Table 1 Light Accent 1" w:uiPriority="46"/>
+    <w:lsdException w:name="Grid Table 2 Accent 1" w:uiPriority="47"/>
+    <w:lsdException w:name="Grid Table 3 Accent 1" w:uiPriority="48"/>
+    <w:lsdException w:name="Grid Table 4 Accent 1" w:uiPriority="49"/>
+    <w:lsdException w:name="Grid Table 5 Dark Accent 1" w:uiPriority="50"/>
+    <w:lsdException w:name="Grid Table 6 Colorful Accent 1" w:uiPriority="51"/>
+    <w:lsdException w:name="Grid Table 7 Colorful Accent 1" w:uiPriority="52"/>
+    <w:lsdException w:name="Grid Table 1 Light Accent 2" w:uiPriority="46"/>
+    <w:lsdException w:name="Grid Table 2 Accent 2" w:uiPriority="47"/>
+    <w:lsdException w:name="Grid Table 3 Accent 2" w:uiPriority="48"/>
+    <w:lsdException w:name="Grid Table 4 Accent 2" w:uiPriority="49"/>
+    <w:lsdException w:name="Grid Table 5 Dark Accent 2" w:uiPriority="50"/>
+    <w:lsdException w:name="Grid Table 6 Colorful Accent 2" w:uiPriority="51"/>
+    <w:lsdException w:name="Grid Table 7 Colorful Accent 2" w:uiPriority="52"/>
+    <w:lsdException w:name="Grid Table 1 Light Accent 3" w:uiPriority="46"/>
+    <w:lsdException w:name="Grid Table 2 Accent 3" w:uiPriority="47"/>
+    <w:lsdException w:name="Grid Table 3 Accent 3" w:uiPriority="48"/>
+    <w:lsdException w:name="Grid Table 4 Accent 3" w:uiPriority="49"/>
+    <w:lsdException w:name="Grid Table 5 Dark Accent 3" w:uiPriority="50"/>
+    <w:lsdException w:name="Grid Table 6 Colorful Accent 3" w:uiPriority="51"/>
+    <w:lsdException w:name="Grid Table 7 Colorful Accent 3" w:uiPriority="52"/>
+    <w:lsdException w:name="Grid Table 1 Light Accent 4" w:uiPriority="46"/>
+    <w:lsdException w:name="Grid Table 2 Accent 4" w:uiPriority="47"/>
+    <w:lsdException w:name="Grid Table 3 Accent 4" w:uiPriority="48"/>
+    <w:lsdException w:name="Grid Table 4 Accent 4" w:uiPriority="49"/>
+    <w:lsdException w:name="Grid Table 5 Dark Accent 4" w:uiPriority="50"/>
+    <w:lsdException w:name="Grid Table 6 Colorful Accent 4" w:uiPriority="51"/>
+    <w:lsdException w:name="Grid Table 7 Colorful Accent 4" w:uiPriority="52"/>
+    <w:lsdException w:name="Grid Table 1 Light Accent 5" w:uiPriority="46"/>
+    <w:lsdException w:name="Grid Table 2 Accent 5" w:uiPriority="47"/>
+    <w:lsdException w:name="Grid Table 3 Accent 5" w:uiPriority="48"/>
+    <w:lsdException w:name="Grid Table 4 Accent 5" w:uiPriority="49"/>
+    <w:lsdException w:name="Grid Table 5 Dark Accent 5" w:uiPriority="50"/>
+    <w:lsdException w:name="Grid Table 6 Colorful Accent 5" w:uiPriority="51"/>
+    <w:lsdException w:name="Grid Table 7 Colorful Accent 5" w:uiPriority="52"/>
+    <w:lsdException w:name="Grid Table 1 Light Accent 6" w:uiPriority="46"/>
+    <w:lsdException w:name="Grid Table 2 Accent 6" w:uiPriority="47"/>
+    <w:lsdException w:name="Grid Table 3 Accent 6" w:uiPriority="48"/>
+    <w:lsdException w:name="Grid Table 4 Accent 6" w:uiPriority="49"/>
+    <w:lsdException w:name="Grid Table 5 Dark Accent 6" w:uiPriority="50"/>
+    <w:lsdException w:name="Grid Table 6 Colorful Accent 6" w:uiPriority="51"/>
+    <w:lsdException w:name="Grid Table 7 Colorful Accent 6" w:uiPriority="52"/>
+    <w:lsdException w:name="List Table 1 Light" w:uiPriority="46"/>
+    <w:lsdException w:name="List Table 2" w:uiPriority="47"/>
+    <w:lsdException w:name="List Table 3" w:uiPriority="48"/>
+    <w:lsdException w:name="List Table 4" w:uiPriority="49"/>
+    <w:lsdException w:name="List Table 5 Dark" w:uiPriority="50"/>
+    <w:lsdException w:name="List Table 6 Colorful" w:uiPriority="51"/>
+    <w:lsdException w:name="List Table 7 Colorful" w:uiPriority="52"/>
+    <w:lsdException w:name="List Table 1 Light Accent 1" w:uiPriority="46"/>
+    <w:lsdException w:name="List Table 2 Accent 1" w:uiPriority="47"/>
+    <w:lsdException w:name="List Table 3 Accent 1" w:uiPriority="48"/>
+    <w:lsdException w:name="List Table 4 Accent 1" w:uiPriority="49"/>
+    <w:lsdException w:name="List Table 5 Dark Accent 1" w:uiPriority="50"/>
+    <w:lsdException w:name="List Table 6 Colorful Accent 1" w:uiPriority="51"/>
+    <w:lsdException w:name="List Table 7 Colorful Accent 1" w:uiPriority="52"/>
+    <w:lsdException w:name="List Table 1 Light Accent 2" w:uiPriority="46"/>
+    <w:lsdException w:name="List Table 2 Accent 2" w:uiPriority="47"/>
+    <w:lsdException w:name="List Table 3 Accent 2" w:uiPriority="48"/>
+    <w:lsdException w:name="List Table 4 Accent 2" w:uiPriority="49"/>
+    <w:lsdException w:name="List Table 5 Dark Accent 2" w:uiPriority="50"/>
+    <w:lsdException w:name="List Table 6 Colorful Accent 2" w:uiPriority="51"/>
+    <w:lsdException w:name="List Table 7 Colorful Accent 2" w:uiPriority="52"/>
+    <w:lsdException w:name="List Table 1 Light Accent 3" w:uiPriority="46"/>
+    <w:lsdException w:name="List Table 2 Accent 3" w:uiPriority="47"/>
+    <w:lsdException w:name="List Table 3 Accent 3" w:uiPriority="48"/>
+    <w:lsdException w:name="List Table 4 Accent 3" w:uiPriority="49"/>
+    <w:lsdException w:name="List Table 5 Dark Accent 3" w:uiPriority="50"/>
+    <w:lsdException w:name="List Table 6 Colorful Accent 3" w:uiPriority="51"/>
+    <w:lsdException w:name="List Table 7 Colorful Accent 3" w:uiPriority="52"/>
+    <w:lsdException w:name="List Table 1 Light Accent 4" w:uiPriority="46"/>
+    <w:lsdException w:name="List Table 2 Accent 4" w:uiPriority="47"/>
+    <w:lsdException w:name="List Table 3 Accent 4" w:uiPriority="48"/>
+    <w:lsdException w:name="List Table 4 Accent 4" w:uiPriority="49"/>
+    <w:lsdException w:name="List Table 5 Dark Accent 4" w:uiPriority="50"/>
+    <w:lsdException w:name="List Table 6 Colorful Accent 4" w:uiPriority="51"/>
+    <w:lsdException w:name="List Table 7 Colorful Accent 4" w:uiPriority="52"/>
+    <w:lsdException w:name="List Table 1 Light Accent 5" w:uiPriority="46"/>
+    <w:lsdException w:name="List Table 2 Accent 5" w:uiPriority="47"/>
+    <w:lsdException w:name="List Table 3 Accent 5" w:uiPriority="48"/>
+    <w:lsdException w:name="List Table 4 Accent 5" w:uiPriority="49"/>
+    <w:lsdException w:name="List Table 5 Dark Accent 5" w:uiPriority="50"/>
+    <w:lsdException w:name="List Table 6 Colorful Accent 5" w:uiPriority="51"/>
+    <w:lsdException w:name="List Table 7 Colorful Accent 5" w:uiPriority="52"/>
+    <w:lsdException w:name="List Table 1 Light Accent 6" w:uiPriority="46"/>
+    <w:lsdException w:name="List Table 2 Accent 6" w:uiPriority="47"/>
+    <w:lsdException w:name="List Table 3 Accent 6" w:uiPriority="48"/>
+    <w:lsdException w:name="List Table 4 Accent 6" w:uiPriority="49"/>
+    <w:lsdException w:name="List Table 5 Dark Accent 6" w:uiPriority="50"/>
+    <w:lsdException w:name="List Table 6 Colorful Accent 6" w:uiPriority="51"/>
+    <w:lsdException w:name="List Table 7 Colorful Accent 6" w:uiPriority="52"/>
+    <w:lsdException w:name="Mention" w:semiHidden="1" w:unhideWhenUsed="1"/>
+    <w:lsdException w:name="Smart Hyperlink" w:semiHidden="1" w:unhideWhenUsed="1"/>
+    <w:lsdException w:name="Hashtag" w:semiHidden="1" w:unhideWhenUsed="1"/>
+    <w:lsdException w:name="Unresolved Mention" w:semiHidden="1" w:unhideWhenUsed="1"/>
+    <w:lsdException w:name="Smart Link" w:semiHidden="1" w:unhideWhenUsed="1"/>
+  </w:latentStyles>
+  <w:style w:type="paragraph" w:default="1" w:styleId="Normal">
+    <w:name w:val="Normal"/>
+    <w:qFormat/>
+  </w:style>
+  <w:style w:type="paragraph" w:styleId="Heading1">
+    <w:name w:val="heading 1"/>
+    <w:uiPriority w:val="9"/>
+    <w:qFormat/>
+    <w:pPr>
+      <w:spacing w:before="240" w:after="180"/>
+      <w:outlineLvl w:val="0"/>
+    </w:pPr>
+    <w:rPr>
+      <w:b/>
+      <w:bCs/>
+      <w:sz w:val="32"/>
+      <w:szCs w:val="32"/>
+    </w:rPr>
+  </w:style>
+  <w:style w:type="paragraph" w:styleId="Heading2">
+    <w:name w:val="heading 2"/>
+    <w:uiPriority w:val="9"/>
+    <w:unhideWhenUsed/>
+    <w:qFormat/>
+    <w:pPr>
+      <w:spacing w:before="200" w:after="120"/>
+      <w:outlineLvl w:val="1"/>
+    </w:pPr>
+    <w:rPr>
+      <w:b/>
+      <w:bCs/>
+      <w:sz w:val="26"/>
+      <w:szCs w:val="26"/>
+    </w:rPr>
+  </w:style>
+  <w:style w:type="paragraph" w:styleId="Heading3">
+    <w:name w:val="heading 3"/>
+    <w:uiPriority w:val="9"/>
+    <w:semiHidden/>
+    <w:unhideWhenUsed/>
+    <w:qFormat/>
+    <w:pPr>
+      <w:outlineLvl w:val="2"/>
+    </w:pPr>
+    <w:rPr>
+      <w:color w:val="1F4D78"/>
+      <w:sz w:val="24"/>
+      <w:szCs w:val="24"/>
+    </w:rPr>
+  </w:style>
+  <w:style w:type="paragraph" w:styleId="Heading4">
+    <w:name w:val="heading 4"/>
+    <w:uiPriority w:val="9"/>
+    <w:semiHidden/>
+    <w:unhideWhenUsed/>
+    <w:qFormat/>
+    <w:pPr>
+      <w:outlineLvl w:val="3"/>
+    </w:pPr>
+    <w:rPr>
+      <w:i/>
+      <w:iCs/>
+      <w:color w:val="2E74B5"/>
+    </w:rPr>
+  </w:style>
+  <w:style w:type="paragraph" w:styleId="Heading5">
+    <w:name w:val="heading 5"/>
+    <w:uiPriority w:val="9"/>
+    <w:semiHidden/>
+    <w:unhideWhenUsed/>
+    <w:qFormat/>
+    <w:pPr>
+      <w:outlineLvl w:val="4"/>
+    </w:pPr>
+    <w:rPr>
+      <w:color w:val="2E74B5"/>
+    </w:rPr>
+  </w:style>
+  <w:style w:type="paragraph" w:styleId="Heading6">
+    <w:name w:val="heading 6"/>
+    <w:uiPriority w:val="9"/>
+    <w:semiHidden/>
+    <w:unhideWhenUsed/>
+    <w:qFormat/>
+    <w:pPr>
+      <w:outlineLvl w:val="5"/>
+    </w:pPr>
+    <w:rPr>
+      <w:color w:val="1F4D78"/>
+    </w:rPr>
+  </w:style>
+  <w:style w:type="character" w:default="1" w:styleId="DefaultParagraphFont">
+    <w:name w:val="Default Paragraph Font"/>
+    <w:uiPriority w:val="1"/>
+    <w:semiHidden/>
+    <w:unhideWhenUsed/>
+  </w:style>
+  <w:style w:type="table" w:default="1" w:styleId="TableNormal">
+    <w:name w:val="Normal Table"/>
+    <w:uiPriority w:val="99"/>
+    <w:semiHidden/>
+    <w:unhideWhenUsed/>
+    <w:tblPr>
+      <w:tblInd w:w="0" w:type="dxa"/>
+      <w:tblCellMar>
+        <w:top w:w="0" w:type="dxa"/>
+        <w:left w:w="108" w:type="dxa"/>
+        <w:bottom w:w="0" w:type="dxa"/>
+        <w:right w:w="108" w:type="dxa"/>
+      </w:tblCellMar>
+    </w:tblPr>
+  </w:style>
+  <w:style w:type="numbering" w:default="1" w:styleId="NoList">
+    <w:name w:val="No List"/>
+    <w:uiPriority w:val="99"/>
+    <w:semiHidden/>
+    <w:unhideWhenUsed/>
+  </w:style>
   <w:style w:type="paragraph" w:styleId="Title">
     <w:name w:val="Title"/>
-    <w:basedOn w:val="Normal"/>
-    <w:next w:val="Normal"/>
+    <w:uiPriority w:val="10"/>
     <w:qFormat/>
     <w:rPr>
       <w:sz w:val="56"/>
       <w:szCs w:val="56"/>
     </w:rPr>
   </w:style>
-  <w:style w:type="paragraph" w:styleId="Heading1">
-    <w:name w:val="Heading 1"/>
-    <w:basedOn w:val="Normal"/>
-    <w:next w:val="Normal"/>
-    <w:qFormat/>
-    <w:rPr>
-      <w:color w:val="2E74B5"/>
-      <w:sz w:val="32"/>
-      <w:szCs w:val="32"/>
-    </w:rPr>
-  </w:style>
-  <w:style w:type="paragraph" w:styleId="Heading2">
-    <w:name w:val="Heading 2"/>
-    <w:basedOn w:val="Normal"/>
-    <w:next w:val="Normal"/>
-    <w:qFormat/>
-    <w:rPr>
-      <w:color w:val="2E74B5"/>
-      <w:sz w:val="26"/>
-      <w:szCs w:val="26"/>
-    </w:rPr>
-  </w:style>
-  <w:style w:type="paragraph" w:styleId="Heading3">
-    <w:name w:val="Heading 3"/>
-    <w:basedOn w:val="Normal"/>
-    <w:next w:val="Normal"/>
-    <w:qFormat/>
-    <w:rPr>
-      <w:color w:val="1F4D78"/>
-      <w:sz w:val="24"/>
-      <w:szCs w:val="24"/>
-    </w:rPr>
-  </w:style>
-  <w:style w:type="paragraph" w:styleId="Heading4">
-    <w:name w:val="Heading 4"/>
-    <w:basedOn w:val="Normal"/>
-    <w:next w:val="Normal"/>
-    <w:qFormat/>
-    <w:rPr>
-      <w:i/>
-      <w:iCs/>
-      <w:color w:val="2E74B5"/>
-    </w:rPr>
-  </w:style>
-  <w:style w:type="paragraph" w:styleId="Heading5">
-    <w:name w:val="Heading 5"/>
-    <w:basedOn w:val="Normal"/>
-    <w:next w:val="Normal"/>
-    <w:qFormat/>
-    <w:rPr>
-      <w:color w:val="2E74B5"/>
-    </w:rPr>
-  </w:style>
-  <w:style w:type="paragraph" w:styleId="Heading6">
-    <w:name w:val="Heading 6"/>
-    <w:basedOn w:val="Normal"/>
-    <w:next w:val="Normal"/>
-    <w:qFormat/>
-    <w:rPr>
-      <w:color w:val="1F4D78"/>
-    </w:rPr>
-  </w:style>
-  <w:style w:type="paragraph" w:styleId="Strong">
-    <w:name w:val="Strong"/>
-    <w:basedOn w:val="Normal"/>
-    <w:next w:val="Normal"/>
+  <w:style w:type="paragraph" w:customStyle="1" w:styleId="Strong1">
+    <w:name w:val="Strong1"/>
     <w:qFormat/>
     <w:rPr>
       <w:b/>
@@ -622,12 +1069,10 @@
   </w:style>
   <w:style w:type="paragraph" w:styleId="ListParagraph">
     <w:name w:val="List Paragraph"/>
-    <w:basedOn w:val="Normal"/>
     <w:qFormat/>
   </w:style>
   <w:style w:type="character" w:styleId="Hyperlink">
     <w:name w:val="Hyperlink"/>
-    <w:basedOn w:val="DefaultParagraphFont"/>
     <w:uiPriority w:val="99"/>
     <w:unhideWhenUsed/>
     <w:rPr>
@@ -637,7 +1082,6 @@
   </w:style>
   <w:style w:type="character" w:styleId="FootnoteReference">
     <w:name w:val="footnote reference"/>
-    <w:basedOn w:val="DefaultParagraphFont"/>
     <w:uiPriority w:val="99"/>
     <w:semiHidden/>
     <w:unhideWhenUsed/>
@@ -647,22 +1091,17 @@
   </w:style>
   <w:style w:type="paragraph" w:styleId="FootnoteText">
     <w:name w:val="footnote text"/>
-    <w:basedOn w:val="Normal"/>
     <w:link w:val="FootnoteTextChar"/>
     <w:uiPriority w:val="99"/>
     <w:semiHidden/>
     <w:unhideWhenUsed/>
-    <w:pPr>
-      <w:spacing w:after="0" w:line="240" w:lineRule="auto"/>
-    </w:pPr>
     <w:rPr>
       <w:sz w:val="20"/>
       <w:szCs w:val="20"/>
     </w:rPr>
   </w:style>
-  <w:style w:type="character" w:styleId="FootnoteTextChar">
+  <w:style w:type="character" w:customStyle="1" w:styleId="FootnoteTextChar">
     <w:name w:val="Footnote Text Char"/>
-    <w:basedOn w:val="DefaultParagraphFont"/>
     <w:link w:val="FootnoteText"/>
     <w:uiPriority w:val="99"/>
     <w:semiHidden/>
@@ -674,7 +1113,6 @@
   </w:style>
   <w:style w:type="character" w:styleId="EndnoteReference">
     <w:name w:val="endnote reference"/>
-    <w:basedOn w:val="DefaultParagraphFont"/>
     <w:uiPriority w:val="99"/>
     <w:semiHidden/>
     <w:unhideWhenUsed/>
@@ -684,22 +1122,17 @@
   </w:style>
   <w:style w:type="paragraph" w:styleId="EndnoteText">
     <w:name w:val="endnote text"/>
-    <w:basedOn w:val="Normal"/>
     <w:link w:val="EndnoteTextChar"/>
     <w:uiPriority w:val="99"/>
     <w:semiHidden/>
     <w:unhideWhenUsed/>
-    <w:pPr>
-      <w:spacing w:after="0" w:line="240" w:lineRule="auto"/>
-    </w:pPr>
     <w:rPr>
       <w:sz w:val="20"/>
       <w:szCs w:val="20"/>
     </w:rPr>
   </w:style>
-  <w:style w:type="character" w:styleId="EndnoteTextChar">
+  <w:style w:type="character" w:customStyle="1" w:styleId="EndnoteTextChar">
     <w:name w:val="Endnote Text Char"/>
-    <w:basedOn w:val="DefaultParagraphFont"/>
     <w:link w:val="EndnoteText"/>
     <w:uiPriority w:val="99"/>
     <w:semiHidden/>
@@ -709,39 +1142,320 @@
       <w:szCs w:val="20"/>
     </w:rPr>
   </w:style>
-  <w:style w:type="paragraph" w:styleId="Heading1">
-    <w:name w:val="Heading 1"/>
-    <w:basedOn w:val="Normal"/>
-    <w:next w:val="Normal"/>
-    <w:qFormat/>
-    <w:pPr>
-      <w:spacing w:after="180" w:before="240"/>
-      <w:outlineLvl w:val="0"/>
-    </w:pPr>
-    <w:rPr>
-      <w:rFonts w:ascii="Arial" w:cs="Arial" w:eastAsia="Arial" w:hAnsi="Arial"/>
-      <w:b/>
-      <w:bCs/>
-      <w:sz w:val="32"/>
-      <w:szCs w:val="32"/>
-    </w:rPr>
-  </w:style>
-  <w:style w:type="paragraph" w:styleId="Heading2">
-    <w:name w:val="Heading 2"/>
-    <w:basedOn w:val="Normal"/>
-    <w:next w:val="Normal"/>
-    <w:qFormat/>
-    <w:pPr>
-      <w:spacing w:after="120" w:before="200"/>
-      <w:outlineLvl w:val="1"/>
-    </w:pPr>
-    <w:rPr>
-      <w:rFonts w:ascii="Arial" w:cs="Arial" w:eastAsia="Arial" w:hAnsi="Arial"/>
-      <w:b/>
-      <w:bCs/>
-      <w:sz w:val="26"/>
-      <w:szCs w:val="26"/>
-    </w:rPr>
-  </w:style>
 </w:styles>
+</file>
+
+<file path=word/theme/theme1.xml><?xml version="1.0" encoding="utf-8"?>
+<a:theme xmlns:a="http://schemas.openxmlformats.org/drawingml/2006/main" name="Office Theme">
+  <a:themeElements>
+    <a:clrScheme name="Office">
+      <a:dk1>
+        <a:sysClr val="windowText" lastClr="000000"/>
+      </a:dk1>
+      <a:lt1>
+        <a:sysClr val="window" lastClr="FFFFFF"/>
+      </a:lt1>
+      <a:dk2>
+        <a:srgbClr val="0E2841"/>
+      </a:dk2>
+      <a:lt2>
+        <a:srgbClr val="E8E8E8"/>
+      </a:lt2>
+      <a:accent1>
+        <a:srgbClr val="156082"/>
+      </a:accent1>
+      <a:accent2>
+        <a:srgbClr val="E97132"/>
+      </a:accent2>
+      <a:accent3>
+        <a:srgbClr val="196B24"/>
+      </a:accent3>
+      <a:accent4>
+        <a:srgbClr val="0F9ED5"/>
+      </a:accent4>
+      <a:accent5>
+        <a:srgbClr val="A02B93"/>
+      </a:accent5>
+      <a:accent6>
+        <a:srgbClr val="4EA72E"/>
+      </a:accent6>
+      <a:hlink>
+        <a:srgbClr val="467886"/>
+      </a:hlink>
+      <a:folHlink>
+        <a:srgbClr val="96607D"/>
+      </a:folHlink>
+    </a:clrScheme>
+    <a:fontScheme name="Office">
+      <a:majorFont>
+        <a:latin typeface="Aptos Display" panose="02110004020202020204"/>
+        <a:ea typeface=""/>
+        <a:cs typeface=""/>
+        <a:font script="Jpan" typeface="游ゴシック Light"/>
+        <a:font script="Hang" typeface="맑은 고딕"/>
+        <a:font script="Hans" typeface="等线 Light"/>
+        <a:font script="Hant" typeface="新細明體"/>
+        <a:font script="Arab" typeface="Times New Roman"/>
+        <a:font script="Hebr" typeface="Times New Roman"/>
+        <a:font script="Thai" typeface="Angsana New"/>
+        <a:font script="Ethi" typeface="Nyala"/>
+        <a:font script="Beng" typeface="Vrinda"/>
+        <a:font script="Gujr" typeface="Shruti"/>
+        <a:font script="Khmr" typeface="MoolBoran"/>
+        <a:font script="Knda" typeface="Tunga"/>
+        <a:font script="Guru" typeface="Raavi"/>
+        <a:font script="Cans" typeface="Euphemia"/>
+        <a:font script="Cher" typeface="Plantagenet Cherokee"/>
+        <a:font script="Yiii" typeface="Microsoft Yi Baiti"/>
+        <a:font script="Tibt" typeface="Microsoft Himalaya"/>
+        <a:font script="Thaa" typeface="MV Boli"/>
+        <a:font script="Deva" typeface="Mangal"/>
+        <a:font script="Telu" typeface="Gautami"/>
+        <a:font script="Taml" typeface="Latha"/>
+        <a:font script="Syrc" typeface="Estrangelo Edessa"/>
+        <a:font script="Orya" typeface="Kalinga"/>
+        <a:font script="Mlym" typeface="Kartika"/>
+        <a:font script="Laoo" typeface="DokChampa"/>
+        <a:font script="Sinh" typeface="Iskoola Pota"/>
+        <a:font script="Mong" typeface="Mongolian Baiti"/>
+        <a:font script="Viet" typeface="Times New Roman"/>
+        <a:font script="Uigh" typeface="Microsoft Uighur"/>
+        <a:font script="Geor" typeface="Sylfaen"/>
+        <a:font script="Armn" typeface="Arial"/>
+        <a:font script="Bugi" typeface="Leelawadee UI"/>
+        <a:font script="Bopo" typeface="Microsoft JhengHei"/>
+        <a:font script="Java" typeface="Javanese Text"/>
+        <a:font script="Lisu" typeface="Segoe UI"/>
+        <a:font script="Mymr" typeface="Myanmar Text"/>
+        <a:font script="Nkoo" typeface="Ebrima"/>
+        <a:font script="Olck" typeface="Nirmala UI"/>
+        <a:font script="Osma" typeface="Ebrima"/>
+        <a:font script="Phag" typeface="Phagspa"/>
+        <a:font script="Syrn" typeface="Estrangelo Edessa"/>
+        <a:font script="Syrj" typeface="Estrangelo Edessa"/>
+        <a:font script="Syre" typeface="Estrangelo Edessa"/>
+        <a:font script="Sora" typeface="Nirmala UI"/>
+        <a:font script="Tale" typeface="Microsoft Tai Le"/>
+        <a:font script="Talu" typeface="Microsoft New Tai Lue"/>
+        <a:font script="Tfng" typeface="Ebrima"/>
+      </a:majorFont>
+      <a:minorFont>
+        <a:latin typeface="Aptos" panose="02110004020202020204"/>
+        <a:ea typeface=""/>
+        <a:cs typeface=""/>
+        <a:font script="Jpan" typeface="游明朝"/>
+        <a:font script="Hang" typeface="맑은 고딕"/>
+        <a:font script="Hans" typeface="等线"/>
+        <a:font script="Hant" typeface="新細明體"/>
+        <a:font script="Arab" typeface="Arial"/>
+        <a:font script="Hebr" typeface="Arial"/>
+        <a:font script="Thai" typeface="Cordia New"/>
+        <a:font script="Ethi" typeface="Nyala"/>
+        <a:font script="Beng" typeface="Vrinda"/>
+        <a:font script="Gujr" typeface="Shruti"/>
+        <a:font script="Khmr" typeface="DaunPenh"/>
+        <a:font script="Knda" typeface="Tunga"/>
+        <a:font script="Guru" typeface="Raavi"/>
+        <a:font script="Cans" typeface="Euphemia"/>
+        <a:font script="Cher" typeface="Plantagenet Cherokee"/>
+        <a:font script="Yiii" typeface="Microsoft Yi Baiti"/>
+        <a:font script="Tibt" typeface="Microsoft Himalaya"/>
+        <a:font script="Thaa" typeface="MV Boli"/>
+        <a:font script="Deva" typeface="Mangal"/>
+        <a:font script="Telu" typeface="Gautami"/>
+        <a:font script="Taml" typeface="Latha"/>
+        <a:font script="Syrc" typeface="Estrangelo Edessa"/>
+        <a:font script="Orya" typeface="Kalinga"/>
+        <a:font script="Mlym" typeface="Kartika"/>
+        <a:font script="Laoo" typeface="DokChampa"/>
+        <a:font script="Sinh" typeface="Iskoola Pota"/>
+        <a:font script="Mong" typeface="Mongolian Baiti"/>
+        <a:font script="Viet" typeface="Arial"/>
+        <a:font script="Uigh" typeface="Microsoft Uighur"/>
+        <a:font script="Geor" typeface="Sylfaen"/>
+        <a:font script="Armn" typeface="Arial"/>
+        <a:font script="Bugi" typeface="Leelawadee UI"/>
+        <a:font script="Bopo" typeface="Microsoft JhengHei"/>
+        <a:font script="Java" typeface="Javanese Text"/>
+        <a:font script="Lisu" typeface="Segoe UI"/>
+        <a:font script="Mymr" typeface="Myanmar Text"/>
+        <a:font script="Nkoo" typeface="Ebrima"/>
+        <a:font script="Olck" typeface="Nirmala UI"/>
+        <a:font script="Osma" typeface="Ebrima"/>
+        <a:font script="Phag" typeface="Phagspa"/>
+        <a:font script="Syrn" typeface="Estrangelo Edessa"/>
+        <a:font script="Syrj" typeface="Estrangelo Edessa"/>
+        <a:font script="Syre" typeface="Estrangelo Edessa"/>
+        <a:font script="Sora" typeface="Nirmala UI"/>
+        <a:font script="Tale" typeface="Microsoft Tai Le"/>
+        <a:font script="Talu" typeface="Microsoft New Tai Lue"/>
+        <a:font script="Tfng" typeface="Ebrima"/>
+      </a:minorFont>
+    </a:fontScheme>
+    <a:fmtScheme name="Office">
+      <a:fillStyleLst>
+        <a:solidFill>
+          <a:schemeClr val="phClr"/>
+        </a:solidFill>
+        <a:gradFill rotWithShape="1">
+          <a:gsLst>
+            <a:gs pos="0">
+              <a:schemeClr val="phClr">
+                <a:lumMod val="110000"/>
+                <a:satMod val="105000"/>
+                <a:tint val="67000"/>
+              </a:schemeClr>
+            </a:gs>
+            <a:gs pos="50000">
+              <a:schemeClr val="phClr">
+                <a:lumMod val="105000"/>
+                <a:satMod val="103000"/>
+                <a:tint val="73000"/>
+              </a:schemeClr>
+            </a:gs>
+            <a:gs pos="100000">
+              <a:schemeClr val="phClr">
+                <a:lumMod val="105000"/>
+                <a:satMod val="109000"/>
+                <a:tint val="81000"/>
+              </a:schemeClr>
+            </a:gs>
+          </a:gsLst>
+          <a:lin ang="5400000" scaled="0"/>
+        </a:gradFill>
+        <a:gradFill rotWithShape="1">
+          <a:gsLst>
+            <a:gs pos="0">
+              <a:schemeClr val="phClr">
+                <a:satMod val="103000"/>
+                <a:lumMod val="102000"/>
+                <a:tint val="94000"/>
+              </a:schemeClr>
+            </a:gs>
+            <a:gs pos="50000">
+              <a:schemeClr val="phClr">
+                <a:satMod val="110000"/>
+                <a:lumMod val="100000"/>
+                <a:shade val="100000"/>
+              </a:schemeClr>
+            </a:gs>
+            <a:gs pos="100000">
+              <a:schemeClr val="phClr">
+                <a:lumMod val="99000"/>
+                <a:satMod val="120000"/>
+                <a:shade val="78000"/>
+              </a:schemeClr>
+            </a:gs>
+          </a:gsLst>
+          <a:lin ang="5400000" scaled="0"/>
+        </a:gradFill>
+      </a:fillStyleLst>
+      <a:lnStyleLst>
+        <a:ln w="12700" cap="flat" cmpd="sng" algn="ctr">
+          <a:solidFill>
+            <a:schemeClr val="phClr"/>
+          </a:solidFill>
+          <a:prstDash val="solid"/>
+          <a:miter lim="800000"/>
+        </a:ln>
+        <a:ln w="19050" cap="flat" cmpd="sng" algn="ctr">
+          <a:solidFill>
+            <a:schemeClr val="phClr"/>
+          </a:solidFill>
+          <a:prstDash val="solid"/>
+          <a:miter lim="800000"/>
+        </a:ln>
+        <a:ln w="25400" cap="flat" cmpd="sng" algn="ctr">
+          <a:solidFill>
+            <a:schemeClr val="phClr"/>
+          </a:solidFill>
+          <a:prstDash val="solid"/>
+          <a:miter lim="800000"/>
+        </a:ln>
+      </a:lnStyleLst>
+      <a:effectStyleLst>
+        <a:effectStyle>
+          <a:effectLst/>
+        </a:effectStyle>
+        <a:effectStyle>
+          <a:effectLst/>
+        </a:effectStyle>
+        <a:effectStyle>
+          <a:effectLst>
+            <a:outerShdw blurRad="57150" dist="19050" dir="5400000" algn="ctr" rotWithShape="0">
+              <a:srgbClr val="000000">
+                <a:alpha val="63000"/>
+              </a:srgbClr>
+            </a:outerShdw>
+          </a:effectLst>
+        </a:effectStyle>
+      </a:effectStyleLst>
+      <a:bgFillStyleLst>
+        <a:solidFill>
+          <a:schemeClr val="phClr"/>
+        </a:solidFill>
+        <a:solidFill>
+          <a:schemeClr val="phClr">
+            <a:tint val="95000"/>
+            <a:satMod val="170000"/>
+          </a:schemeClr>
+        </a:solidFill>
+        <a:gradFill rotWithShape="1">
+          <a:gsLst>
+            <a:gs pos="0">
+              <a:schemeClr val="phClr">
+                <a:tint val="93000"/>
+                <a:satMod val="150000"/>
+                <a:shade val="98000"/>
+                <a:lumMod val="102000"/>
+              </a:schemeClr>
+            </a:gs>
+            <a:gs pos="50000">
+              <a:schemeClr val="phClr">
+                <a:tint val="98000"/>
+                <a:satMod val="130000"/>
+                <a:shade val="90000"/>
+                <a:lumMod val="103000"/>
+              </a:schemeClr>
+            </a:gs>
+            <a:gs pos="100000">
+              <a:schemeClr val="phClr">
+                <a:shade val="63000"/>
+                <a:satMod val="120000"/>
+              </a:schemeClr>
+            </a:gs>
+          </a:gsLst>
+          <a:lin ang="5400000" scaled="0"/>
+        </a:gradFill>
+      </a:bgFillStyleLst>
+    </a:fmtScheme>
+  </a:themeElements>
+  <a:objectDefaults>
+    <a:lnDef>
+      <a:spPr/>
+      <a:bodyPr/>
+      <a:lstStyle/>
+      <a:style>
+        <a:lnRef idx="2">
+          <a:schemeClr val="accent1"/>
+        </a:lnRef>
+        <a:fillRef idx="0">
+          <a:schemeClr val="accent1"/>
+        </a:fillRef>
+        <a:effectRef idx="1">
+          <a:schemeClr val="accent1"/>
+        </a:effectRef>
+        <a:fontRef idx="minor">
+          <a:schemeClr val="tx1"/>
+        </a:fontRef>
+      </a:style>
+    </a:lnDef>
+  </a:objectDefaults>
+  <a:extraClrSchemeLst/>
+  <a:extLst>
+    <a:ext uri="{05A4C25C-085E-4340-85A3-A5531E510DB2}">
+      <thm15:themeFamily xmlns:thm15="http://schemas.microsoft.com/office/thememl/2012/main" name="Office Theme" id="{2E142A2C-CD16-42D6-873A-C26D2A0506FA}" vid="{1BDDFF52-6CD6-40A5-AB3C-68EB2F1E4D0A}"/>
+    </a:ext>
+  </a:extLst>
+</a:theme>
 </file>